--- a/entregables/word/clase_02.docx
+++ b/entregables/word/clase_02.docx
@@ -43,8 +43,52 @@
         <w:rPr>
           <w:b w:val="0"/>
         </w:rPr>
-        <w:t xml:space="preserve"> 8 − 3 × 2 = 10</w:t>
-      </w:r>
+        <w:t xml:space="preserve"> </w:t>
+      </w:r>
+      <m:oMath>
+        <m:r>
+          <m:t xml:space="preserve">8</m:t>
+        </m:r>
+        <m:r>
+          <m:t xml:space="preserve">-</m:t>
+        </m:r>
+        <m:r>
+          <m:t xml:space="preserve">3</m:t>
+        </m:r>
+        <m:r>
+          <m:rPr>
+            <m:nor/>
+          </m:rPr>
+          <m:t xml:space="preserve">×</m:t>
+        </m:r>
+        <m:r>
+          <m:rPr>
+            <m:nor/>
+          </m:rPr>
+          <m:t xml:space="preserve"> </m:t>
+        </m:r>
+        <m:r>
+          <m:t xml:space="preserve">2</m:t>
+        </m:r>
+        <m:r>
+          <m:rPr>
+            <m:nor/>
+          </m:rPr>
+          <m:t xml:space="preserve"> </m:t>
+        </m:r>
+        <m:r>
+          <m:t xml:space="preserve">=</m:t>
+        </m:r>
+        <m:r>
+          <m:rPr>
+            <m:nor/>
+          </m:rPr>
+          <m:t xml:space="preserve"> </m:t>
+        </m:r>
+        <m:r>
+          <m:t xml:space="preserve">10</m:t>
+        </m:r>
+      </m:oMath>
     </w:p>
     <w:p>
       <w:r>
@@ -57,8 +101,52 @@
         <w:rPr>
           <w:b w:val="0"/>
         </w:rPr>
-        <w:t xml:space="preserve"> 8 − 3 × 2 = 2</w:t>
-      </w:r>
+        <w:t xml:space="preserve"> </w:t>
+      </w:r>
+      <m:oMath>
+        <m:r>
+          <m:t xml:space="preserve">8</m:t>
+        </m:r>
+        <m:r>
+          <m:t xml:space="preserve">-</m:t>
+        </m:r>
+        <m:r>
+          <m:t xml:space="preserve">3</m:t>
+        </m:r>
+        <m:r>
+          <m:rPr>
+            <m:nor/>
+          </m:rPr>
+          <m:t xml:space="preserve">×</m:t>
+        </m:r>
+        <m:r>
+          <m:rPr>
+            <m:nor/>
+          </m:rPr>
+          <m:t xml:space="preserve"> </m:t>
+        </m:r>
+        <m:r>
+          <m:t xml:space="preserve">2</m:t>
+        </m:r>
+        <m:r>
+          <m:rPr>
+            <m:nor/>
+          </m:rPr>
+          <m:t xml:space="preserve"> </m:t>
+        </m:r>
+        <m:r>
+          <m:t xml:space="preserve">=</m:t>
+        </m:r>
+        <m:r>
+          <m:rPr>
+            <m:nor/>
+          </m:rPr>
+          <m:t xml:space="preserve"> </m:t>
+        </m:r>
+        <m:r>
+          <m:t xml:space="preserve">2</m:t>
+        </m:r>
+      </m:oMath>
     </w:p>
     <w:p>
       <w:r>
@@ -206,11 +294,34 @@
       </w:r>
     </w:p>
     <w:p>
+      <m:oMath>
+        <m:r>
+          <m:t xml:space="preserve">-</m:t>
+        </m:r>
+        <m:r>
+          <m:t xml:space="preserve">5</m:t>
+        </m:r>
+        <m:r>
+          <m:t xml:space="preserve">-</m:t>
+        </m:r>
+        <m:r>
+          <m:t xml:space="preserve">3</m:t>
+        </m:r>
+        <m:r>
+          <m:t xml:space="preserve">=</m:t>
+        </m:r>
+        <m:r>
+          <m:t xml:space="preserve">-</m:t>
+        </m:r>
+        <m:r>
+          <m:t xml:space="preserve">8</m:t>
+        </m:r>
+      </m:oMath>
       <w:r>
         <w:rPr>
           <w:b w:val="0"/>
         </w:rPr>
-        <w:t>−5 − 3 = −8 (debes 5, luego debes 3 más: debes 8).</w:t>
+        <w:t xml:space="preserve"> (debes 5, luego debes 3 más: debes 8).</w:t>
       </w:r>
     </w:p>
     <w:p>
@@ -234,11 +345,34 @@
       </w:r>
     </w:p>
     <w:p>
+      <m:oMath>
+        <m:r>
+          <m:t xml:space="preserve">-</m:t>
+        </m:r>
+        <m:r>
+          <m:t xml:space="preserve">9</m:t>
+        </m:r>
+        <m:r>
+          <m:t xml:space="preserve">+</m:t>
+        </m:r>
+        <m:r>
+          <m:t xml:space="preserve">4</m:t>
+        </m:r>
+        <m:r>
+          <m:t xml:space="preserve">=</m:t>
+        </m:r>
+        <m:r>
+          <m:t xml:space="preserve">-</m:t>
+        </m:r>
+        <m:r>
+          <m:t xml:space="preserve">5</m:t>
+        </m:r>
+      </m:oMath>
       <w:r>
         <w:rPr>
           <w:b w:val="0"/>
         </w:rPr>
-        <w:t>−9 + 4 = −5 (debes 9, pagas 4: todavía debes 5).</w:t>
+        <w:t xml:space="preserve"> (debes 9, pagas 4: todavía debes 5).</w:t>
       </w:r>
     </w:p>
     <w:p>
@@ -262,18 +396,44 @@
       </w:r>
     </w:p>
     <w:p>
-      <w:r>
-        <w:rPr>
-          <w:b w:val="0"/>
-        </w:rPr>
-        <w:t xml:space="preserve">8 − (−3) = 8 + 3 = </w:t>
-      </w:r>
-      <w:r>
-        <w:rPr>
-          <w:b/>
-        </w:rPr>
-        <w:t>11</w:t>
-      </w:r>
+      <m:oMath>
+        <m:r>
+          <m:t xml:space="preserve">8</m:t>
+        </m:r>
+        <m:r>
+          <m:t xml:space="preserve">-</m:t>
+        </m:r>
+        <m:r>
+          <m:t xml:space="preserve">(</m:t>
+        </m:r>
+        <m:r>
+          <m:t xml:space="preserve">-</m:t>
+        </m:r>
+        <m:r>
+          <m:t xml:space="preserve">3</m:t>
+        </m:r>
+        <m:r>
+          <m:t xml:space="preserve">)</m:t>
+        </m:r>
+        <m:r>
+          <m:t xml:space="preserve">=</m:t>
+        </m:r>
+        <m:r>
+          <m:t xml:space="preserve">8</m:t>
+        </m:r>
+        <m:r>
+          <m:t xml:space="preserve">+</m:t>
+        </m:r>
+        <m:r>
+          <m:t xml:space="preserve">3</m:t>
+        </m:r>
+        <m:r>
+          <m:t xml:space="preserve">=</m:t>
+        </m:r>
+        <m:r>
+          <m:t xml:space="preserve">11</m:t>
+        </m:r>
+      </m:oMath>
     </w:p>
     <w:p>
       <w:r>
@@ -333,12 +493,22 @@
             <w:tcW w:type="dxa" w:w="4320"/>
           </w:tcPr>
           <w:p>
+            <m:oMath>
+              <m:r>
+                <m:t xml:space="preserve">+</m:t>
+              </m:r>
+            </m:oMath>
             <w:r>
               <w:rPr>
                 <w:b w:val="0"/>
               </w:rPr>
-              <w:t>+ con +</w:t>
+              <w:t xml:space="preserve"> con </w:t>
             </w:r>
+            <m:oMath>
+              <m:r>
+                <m:t xml:space="preserve">+</m:t>
+              </m:r>
+            </m:oMath>
           </w:p>
         </w:tc>
         <w:tc>
@@ -361,12 +531,22 @@
             <w:tcW w:type="dxa" w:w="4320"/>
           </w:tcPr>
           <w:p>
+            <m:oMath>
+              <m:r>
+                <m:t xml:space="preserve">-</m:t>
+              </m:r>
+            </m:oMath>
             <w:r>
               <w:rPr>
                 <w:b w:val="0"/>
               </w:rPr>
-              <w:t>− con −</w:t>
+              <w:t xml:space="preserve"> con </w:t>
             </w:r>
+            <m:oMath>
+              <m:r>
+                <m:t xml:space="preserve">-</m:t>
+              </m:r>
+            </m:oMath>
           </w:p>
         </w:tc>
         <w:tc>
@@ -389,12 +569,22 @@
             <w:tcW w:type="dxa" w:w="4320"/>
           </w:tcPr>
           <w:p>
+            <m:oMath>
+              <m:r>
+                <m:t xml:space="preserve">+</m:t>
+              </m:r>
+            </m:oMath>
             <w:r>
               <w:rPr>
                 <w:b w:val="0"/>
               </w:rPr>
-              <w:t>+ con −</w:t>
+              <w:t xml:space="preserve"> con </w:t>
             </w:r>
+            <m:oMath>
+              <m:r>
+                <m:t xml:space="preserve">-</m:t>
+              </m:r>
+            </m:oMath>
           </w:p>
         </w:tc>
         <w:tc>
@@ -438,7 +628,63 @@
         <w:rPr>
           <w:b w:val="0"/>
         </w:rPr>
-        <w:t xml:space="preserve"> ¿(−2) × (−3) × (−1) es positivo o negativo? Predícelo antes de calcular. (Negativo: hay tres signos negativos, un número impar de ellos.)</w:t>
+        <w:t xml:space="preserve"> ¿</w:t>
+      </w:r>
+      <m:oMath>
+        <m:r>
+          <m:t xml:space="preserve">(</m:t>
+        </m:r>
+        <m:r>
+          <m:t xml:space="preserve">-</m:t>
+        </m:r>
+        <m:r>
+          <m:t xml:space="preserve">2</m:t>
+        </m:r>
+        <m:r>
+          <m:t xml:space="preserve">)</m:t>
+        </m:r>
+        <m:r>
+          <m:rPr>
+            <m:nor/>
+          </m:rPr>
+          <m:t xml:space="preserve">×</m:t>
+        </m:r>
+        <m:r>
+          <m:t xml:space="preserve">(</m:t>
+        </m:r>
+        <m:r>
+          <m:t xml:space="preserve">-</m:t>
+        </m:r>
+        <m:r>
+          <m:t xml:space="preserve">3</m:t>
+        </m:r>
+        <m:r>
+          <m:t xml:space="preserve">)</m:t>
+        </m:r>
+        <m:r>
+          <m:rPr>
+            <m:nor/>
+          </m:rPr>
+          <m:t xml:space="preserve">×</m:t>
+        </m:r>
+        <m:r>
+          <m:t xml:space="preserve">(</m:t>
+        </m:r>
+        <m:r>
+          <m:t xml:space="preserve">-</m:t>
+        </m:r>
+        <m:r>
+          <m:t xml:space="preserve">1</m:t>
+        </m:r>
+        <m:r>
+          <m:t xml:space="preserve">)</m:t>
+        </m:r>
+      </m:oMath>
+      <w:r>
+        <w:rPr>
+          <w:b w:val="0"/>
+        </w:rPr>
+        <w:t xml:space="preserve"> es positivo o negativo? Predícelo antes de calcular. (Negativo: hay tres signos negativos, un número impar de ellos.)</w:t>
       </w:r>
     </w:p>
     <w:p>
@@ -569,14 +815,52 @@
         <w:rPr>
           <w:b w:val="0"/>
         </w:rPr>
-        <w:t xml:space="preserve">Entonces 8 − 3 × 2 = 8 − 6 = </w:t>
-      </w:r>
-      <w:r>
-        <w:rPr>
-          <w:b/>
-        </w:rPr>
-        <w:t>2</w:t>
-      </w:r>
+        <w:t xml:space="preserve">Entonces </w:t>
+      </w:r>
+      <m:oMath>
+        <m:r>
+          <m:t xml:space="preserve">8</m:t>
+        </m:r>
+        <m:r>
+          <m:t xml:space="preserve">-</m:t>
+        </m:r>
+        <m:r>
+          <m:t xml:space="preserve">3</m:t>
+        </m:r>
+        <m:r>
+          <m:rPr>
+            <m:nor/>
+          </m:rPr>
+          <m:t xml:space="preserve">×</m:t>
+        </m:r>
+        <m:r>
+          <m:rPr>
+            <m:nor/>
+          </m:rPr>
+          <m:t xml:space="preserve"> </m:t>
+        </m:r>
+        <m:r>
+          <m:t xml:space="preserve">2</m:t>
+        </m:r>
+        <m:r>
+          <m:t xml:space="preserve">=</m:t>
+        </m:r>
+        <m:r>
+          <m:t xml:space="preserve">8</m:t>
+        </m:r>
+        <m:r>
+          <m:t xml:space="preserve">-</m:t>
+        </m:r>
+        <m:r>
+          <m:t xml:space="preserve">6</m:t>
+        </m:r>
+        <m:r>
+          <m:t xml:space="preserve">=</m:t>
+        </m:r>
+        <m:r>
+          <m:t xml:space="preserve">2</m:t>
+        </m:r>
+      </m:oMath>
       <w:r>
         <w:rPr>
           <w:b w:val="0"/>
@@ -589,7 +873,51 @@
         <w:rPr>
           <w:b w:val="0"/>
         </w:rPr>
-        <w:t>Y si de verdad quisieras restar primero, tendrías que escribirlo: (8 − 3) × 2 = 10.</w:t>
+        <w:t xml:space="preserve">Y si de verdad quisieras restar primero, tendrías que escribirlo: </w:t>
+      </w:r>
+      <m:oMath>
+        <m:r>
+          <m:t xml:space="preserve">(</m:t>
+        </m:r>
+        <m:r>
+          <m:t xml:space="preserve">8</m:t>
+        </m:r>
+        <m:r>
+          <m:t xml:space="preserve">-</m:t>
+        </m:r>
+        <m:r>
+          <m:t xml:space="preserve">3</m:t>
+        </m:r>
+        <m:r>
+          <m:t xml:space="preserve">)</m:t>
+        </m:r>
+        <m:r>
+          <m:rPr>
+            <m:nor/>
+          </m:rPr>
+          <m:t xml:space="preserve">×</m:t>
+        </m:r>
+        <m:r>
+          <m:rPr>
+            <m:nor/>
+          </m:rPr>
+          <m:t xml:space="preserve"> </m:t>
+        </m:r>
+        <m:r>
+          <m:t xml:space="preserve">2</m:t>
+        </m:r>
+        <m:r>
+          <m:t xml:space="preserve">=</m:t>
+        </m:r>
+        <m:r>
+          <m:t xml:space="preserve">10</m:t>
+        </m:r>
+      </m:oMath>
+      <w:r>
+        <w:rPr>
+          <w:b w:val="0"/>
+        </w:rPr>
+        <w:t>.</w:t>
       </w:r>
     </w:p>
     <w:p>
@@ -616,7 +944,41 @@
         <w:rPr>
           <w:b w:val="0"/>
         </w:rPr>
-        <w:t>Un número real puede venir en varios disfraces: 0,5 y 1/2 son el mismo número. Se opera con el disfraz que resulte más cómodo.</w:t>
+        <w:t xml:space="preserve">Un número real puede venir en varios disfraces: </w:t>
+      </w:r>
+      <m:oMath>
+        <m:r>
+          <m:t xml:space="preserve">0,5</m:t>
+        </m:r>
+      </m:oMath>
+      <w:r>
+        <w:rPr>
+          <w:b w:val="0"/>
+        </w:rPr>
+        <w:t xml:space="preserve"> y </w:t>
+      </w:r>
+      <m:oMath>
+        <m:f>
+          <m:fPr>
+            <m:ctrlPr/>
+          </m:fPr>
+          <m:num>
+            <m:r>
+              <m:t xml:space="preserve">1</m:t>
+            </m:r>
+          </m:num>
+          <m:den>
+            <m:r>
+              <m:t xml:space="preserve">2</m:t>
+            </m:r>
+          </m:den>
+        </m:f>
+      </m:oMath>
+      <w:r>
+        <w:rPr>
+          <w:b w:val="0"/>
+        </w:rPr>
+        <w:t xml:space="preserve"> son el mismo número. Se opera con el disfraz que resulte más cómodo.</w:t>
       </w:r>
     </w:p>
     <w:p>
@@ -634,18 +996,95 @@
       </w:r>
     </w:p>
     <w:p>
-      <w:r>
-        <w:rPr>
-          <w:b w:val="0"/>
-        </w:rPr>
-        <w:t xml:space="preserve">2/3 + 1/4 = 8/12 + 3/12 = </w:t>
-      </w:r>
-      <w:r>
-        <w:rPr>
-          <w:b/>
-        </w:rPr>
-        <w:t>11/12</w:t>
-      </w:r>
+      <m:oMath>
+        <m:f>
+          <m:fPr>
+            <m:ctrlPr/>
+          </m:fPr>
+          <m:num>
+            <m:r>
+              <m:t xml:space="preserve">2</m:t>
+            </m:r>
+          </m:num>
+          <m:den>
+            <m:r>
+              <m:t xml:space="preserve">3</m:t>
+            </m:r>
+          </m:den>
+        </m:f>
+        <m:r>
+          <m:t xml:space="preserve">+</m:t>
+        </m:r>
+        <m:f>
+          <m:fPr>
+            <m:ctrlPr/>
+          </m:fPr>
+          <m:num>
+            <m:r>
+              <m:t xml:space="preserve">1</m:t>
+            </m:r>
+          </m:num>
+          <m:den>
+            <m:r>
+              <m:t xml:space="preserve">4</m:t>
+            </m:r>
+          </m:den>
+        </m:f>
+        <m:r>
+          <m:t xml:space="preserve">=</m:t>
+        </m:r>
+        <m:f>
+          <m:fPr>
+            <m:ctrlPr/>
+          </m:fPr>
+          <m:num>
+            <m:r>
+              <m:t xml:space="preserve">8</m:t>
+            </m:r>
+          </m:num>
+          <m:den>
+            <m:r>
+              <m:t xml:space="preserve">12</m:t>
+            </m:r>
+          </m:den>
+        </m:f>
+        <m:r>
+          <m:t xml:space="preserve">+</m:t>
+        </m:r>
+        <m:f>
+          <m:fPr>
+            <m:ctrlPr/>
+          </m:fPr>
+          <m:num>
+            <m:r>
+              <m:t xml:space="preserve">3</m:t>
+            </m:r>
+          </m:num>
+          <m:den>
+            <m:r>
+              <m:t xml:space="preserve">12</m:t>
+            </m:r>
+          </m:den>
+        </m:f>
+        <m:r>
+          <m:t xml:space="preserve">=</m:t>
+        </m:r>
+        <m:f>
+          <m:fPr>
+            <m:ctrlPr/>
+          </m:fPr>
+          <m:num>
+            <m:r>
+              <m:t xml:space="preserve">11</m:t>
+            </m:r>
+          </m:num>
+          <m:den>
+            <m:r>
+              <m:t xml:space="preserve">12</m:t>
+            </m:r>
+          </m:den>
+        </m:f>
+      </m:oMath>
     </w:p>
     <w:p>
       <w:r>
@@ -662,18 +1101,80 @@
       </w:r>
     </w:p>
     <w:p>
-      <w:r>
-        <w:rPr>
-          <w:b w:val="0"/>
-        </w:rPr>
-        <w:t xml:space="preserve">3/5 × 10/9 = 30/45 = </w:t>
-      </w:r>
-      <w:r>
-        <w:rPr>
-          <w:b/>
-        </w:rPr>
-        <w:t>2/3</w:t>
-      </w:r>
+      <m:oMath>
+        <m:f>
+          <m:fPr>
+            <m:ctrlPr/>
+          </m:fPr>
+          <m:num>
+            <m:r>
+              <m:t xml:space="preserve">3</m:t>
+            </m:r>
+          </m:num>
+          <m:den>
+            <m:r>
+              <m:t xml:space="preserve">5</m:t>
+            </m:r>
+          </m:den>
+        </m:f>
+        <m:r>
+          <m:rPr>
+            <m:nor/>
+          </m:rPr>
+          <m:t xml:space="preserve">×</m:t>
+        </m:r>
+        <m:f>
+          <m:fPr>
+            <m:ctrlPr/>
+          </m:fPr>
+          <m:num>
+            <m:r>
+              <m:t xml:space="preserve">10</m:t>
+            </m:r>
+          </m:num>
+          <m:den>
+            <m:r>
+              <m:t xml:space="preserve">9</m:t>
+            </m:r>
+          </m:den>
+        </m:f>
+        <m:r>
+          <m:t xml:space="preserve">=</m:t>
+        </m:r>
+        <m:f>
+          <m:fPr>
+            <m:ctrlPr/>
+          </m:fPr>
+          <m:num>
+            <m:r>
+              <m:t xml:space="preserve">30</m:t>
+            </m:r>
+          </m:num>
+          <m:den>
+            <m:r>
+              <m:t xml:space="preserve">45</m:t>
+            </m:r>
+          </m:den>
+        </m:f>
+        <m:r>
+          <m:t xml:space="preserve">=</m:t>
+        </m:r>
+        <m:f>
+          <m:fPr>
+            <m:ctrlPr/>
+          </m:fPr>
+          <m:num>
+            <m:r>
+              <m:t xml:space="preserve">2</m:t>
+            </m:r>
+          </m:num>
+          <m:den>
+            <m:r>
+              <m:t xml:space="preserve">3</m:t>
+            </m:r>
+          </m:den>
+        </m:f>
+      </m:oMath>
     </w:p>
     <w:p>
       <w:r>
@@ -690,18 +1191,119 @@
       </w:r>
     </w:p>
     <w:p>
-      <w:r>
-        <w:rPr>
-          <w:b w:val="0"/>
-        </w:rPr>
-        <w:t xml:space="preserve">4/7 ÷ 2/3 = 4/7 × 3/2 = 12/14 = </w:t>
-      </w:r>
-      <w:r>
-        <w:rPr>
-          <w:b/>
-        </w:rPr>
-        <w:t>6/7</w:t>
-      </w:r>
+      <m:oMath>
+        <m:f>
+          <m:fPr>
+            <m:ctrlPr/>
+          </m:fPr>
+          <m:num>
+            <m:r>
+              <m:t xml:space="preserve">4</m:t>
+            </m:r>
+          </m:num>
+          <m:den>
+            <m:r>
+              <m:t xml:space="preserve">7</m:t>
+            </m:r>
+          </m:den>
+        </m:f>
+        <m:r>
+          <m:rPr>
+            <m:nor/>
+          </m:rPr>
+          <m:t xml:space="preserve">÷</m:t>
+        </m:r>
+        <m:f>
+          <m:fPr>
+            <m:ctrlPr/>
+          </m:fPr>
+          <m:num>
+            <m:r>
+              <m:t xml:space="preserve">2</m:t>
+            </m:r>
+          </m:num>
+          <m:den>
+            <m:r>
+              <m:t xml:space="preserve">3</m:t>
+            </m:r>
+          </m:den>
+        </m:f>
+        <m:r>
+          <m:t xml:space="preserve">=</m:t>
+        </m:r>
+        <m:f>
+          <m:fPr>
+            <m:ctrlPr/>
+          </m:fPr>
+          <m:num>
+            <m:r>
+              <m:t xml:space="preserve">4</m:t>
+            </m:r>
+          </m:num>
+          <m:den>
+            <m:r>
+              <m:t xml:space="preserve">7</m:t>
+            </m:r>
+          </m:den>
+        </m:f>
+        <m:r>
+          <m:rPr>
+            <m:nor/>
+          </m:rPr>
+          <m:t xml:space="preserve">×</m:t>
+        </m:r>
+        <m:f>
+          <m:fPr>
+            <m:ctrlPr/>
+          </m:fPr>
+          <m:num>
+            <m:r>
+              <m:t xml:space="preserve">3</m:t>
+            </m:r>
+          </m:num>
+          <m:den>
+            <m:r>
+              <m:t xml:space="preserve">2</m:t>
+            </m:r>
+          </m:den>
+        </m:f>
+        <m:r>
+          <m:t xml:space="preserve">=</m:t>
+        </m:r>
+        <m:f>
+          <m:fPr>
+            <m:ctrlPr/>
+          </m:fPr>
+          <m:num>
+            <m:r>
+              <m:t xml:space="preserve">12</m:t>
+            </m:r>
+          </m:num>
+          <m:den>
+            <m:r>
+              <m:t xml:space="preserve">14</m:t>
+            </m:r>
+          </m:den>
+        </m:f>
+        <m:r>
+          <m:t xml:space="preserve">=</m:t>
+        </m:r>
+        <m:f>
+          <m:fPr>
+            <m:ctrlPr/>
+          </m:fPr>
+          <m:num>
+            <m:r>
+              <m:t xml:space="preserve">6</m:t>
+            </m:r>
+          </m:num>
+          <m:den>
+            <m:r>
+              <m:t xml:space="preserve">7</m:t>
+            </m:r>
+          </m:den>
+        </m:f>
+      </m:oMath>
     </w:p>
     <w:p>
       <w:r>
@@ -712,11 +1314,72 @@
       </w:r>
     </w:p>
     <w:p>
+      <m:oMath>
+        <m:f>
+          <m:fPr>
+            <m:ctrlPr/>
+          </m:fPr>
+          <m:num>
+            <m:r>
+              <m:t xml:space="preserve">2</m:t>
+            </m:r>
+          </m:num>
+          <m:den>
+            <m:r>
+              <m:t xml:space="preserve">5</m:t>
+            </m:r>
+          </m:den>
+        </m:f>
+      </m:oMath>
       <w:r>
         <w:rPr>
           <w:b w:val="0"/>
         </w:rPr>
-        <w:t xml:space="preserve">2/5 de $300.000 = 2/5 × 300.000 = </w:t>
+        <w:t xml:space="preserve"> de $300.000 </w:t>
+      </w:r>
+      <m:oMath>
+        <m:r>
+          <m:t xml:space="preserve">=</m:t>
+        </m:r>
+        <m:f>
+          <m:fPr>
+            <m:ctrlPr/>
+          </m:fPr>
+          <m:num>
+            <m:r>
+              <m:t xml:space="preserve">2</m:t>
+            </m:r>
+          </m:num>
+          <m:den>
+            <m:r>
+              <m:t xml:space="preserve">5</m:t>
+            </m:r>
+          </m:den>
+        </m:f>
+        <m:r>
+          <m:rPr>
+            <m:nor/>
+          </m:rPr>
+          <m:t xml:space="preserve">×</m:t>
+        </m:r>
+        <m:r>
+          <m:rPr>
+            <m:nor/>
+          </m:rPr>
+          <m:t xml:space="preserve"> </m:t>
+        </m:r>
+        <m:r>
+          <m:t xml:space="preserve">300.000</m:t>
+        </m:r>
+        <m:r>
+          <m:t xml:space="preserve">=</m:t>
+        </m:r>
+      </m:oMath>
+      <w:r>
+        <w:rPr>
+          <w:b w:val="0"/>
+        </w:rPr>
+        <w:t xml:space="preserve"> </w:t>
       </w:r>
       <w:r>
         <w:rPr>
@@ -759,11 +1422,81 @@
       </w:r>
     </w:p>
     <w:p>
+      <m:oMath>
+        <m:r>
+          <m:t xml:space="preserve">4</m:t>
+        </m:r>
+        <m:r>
+          <m:t xml:space="preserve">+</m:t>
+        </m:r>
+        <m:r>
+          <m:t xml:space="preserve">9</m:t>
+        </m:r>
+        <m:r>
+          <m:t xml:space="preserve">=</m:t>
+        </m:r>
+        <m:r>
+          <m:t xml:space="preserve">9</m:t>
+        </m:r>
+        <m:r>
+          <m:t xml:space="preserve">+</m:t>
+        </m:r>
+        <m:r>
+          <m:t xml:space="preserve">4</m:t>
+        </m:r>
+      </m:oMath>
       <w:r>
         <w:rPr>
           <w:b w:val="0"/>
         </w:rPr>
-        <w:t>4 + 9 = 9 + 4 y 3 × 7 = 7 × 3.</w:t>
+        <w:t xml:space="preserve"> y </w:t>
+      </w:r>
+      <m:oMath>
+        <m:r>
+          <m:t xml:space="preserve">3</m:t>
+        </m:r>
+        <m:r>
+          <m:rPr>
+            <m:nor/>
+          </m:rPr>
+          <m:t xml:space="preserve">×</m:t>
+        </m:r>
+        <m:r>
+          <m:rPr>
+            <m:nor/>
+          </m:rPr>
+          <m:t xml:space="preserve"> </m:t>
+        </m:r>
+        <m:r>
+          <m:t xml:space="preserve">7</m:t>
+        </m:r>
+        <m:r>
+          <m:t xml:space="preserve">=</m:t>
+        </m:r>
+        <m:r>
+          <m:t xml:space="preserve">7</m:t>
+        </m:r>
+        <m:r>
+          <m:rPr>
+            <m:nor/>
+          </m:rPr>
+          <m:t xml:space="preserve">×</m:t>
+        </m:r>
+        <m:r>
+          <m:rPr>
+            <m:nor/>
+          </m:rPr>
+          <m:t xml:space="preserve"> </m:t>
+        </m:r>
+        <m:r>
+          <m:t xml:space="preserve">3</m:t>
+        </m:r>
+      </m:oMath>
+      <w:r>
+        <w:rPr>
+          <w:b w:val="0"/>
+        </w:rPr>
+        <w:t>.</w:t>
       </w:r>
     </w:p>
     <w:p>
@@ -783,7 +1516,41 @@
         <w:rPr>
           <w:b w:val="0"/>
         </w:rPr>
-        <w:t>, porque 5 − 2 no es 2 − 5.</w:t>
+        <w:t xml:space="preserve">, porque </w:t>
+      </w:r>
+      <m:oMath>
+        <m:r>
+          <m:t xml:space="preserve">5</m:t>
+        </m:r>
+        <m:r>
+          <m:t xml:space="preserve">-</m:t>
+        </m:r>
+        <m:r>
+          <m:t xml:space="preserve">2</m:t>
+        </m:r>
+      </m:oMath>
+      <w:r>
+        <w:rPr>
+          <w:b w:val="0"/>
+        </w:rPr>
+        <w:t xml:space="preserve"> no es </w:t>
+      </w:r>
+      <m:oMath>
+        <m:r>
+          <m:t xml:space="preserve">2</m:t>
+        </m:r>
+        <m:r>
+          <m:t xml:space="preserve">-</m:t>
+        </m:r>
+        <m:r>
+          <m:t xml:space="preserve">5</m:t>
+        </m:r>
+      </m:oMath>
+      <w:r>
+        <w:rPr>
+          <w:b w:val="0"/>
+        </w:rPr>
+        <w:t>.</w:t>
       </w:r>
     </w:p>
     <w:p>
@@ -801,11 +1568,81 @@
       </w:r>
     </w:p>
     <w:p>
+      <m:oMath>
+        <m:r>
+          <m:t xml:space="preserve">(</m:t>
+        </m:r>
+        <m:r>
+          <m:t xml:space="preserve">25</m:t>
+        </m:r>
+        <m:r>
+          <m:t xml:space="preserve">+</m:t>
+        </m:r>
+        <m:r>
+          <m:t xml:space="preserve">17</m:t>
+        </m:r>
+        <m:r>
+          <m:t xml:space="preserve">)</m:t>
+        </m:r>
+        <m:r>
+          <m:t xml:space="preserve">+</m:t>
+        </m:r>
+        <m:r>
+          <m:t xml:space="preserve">75</m:t>
+        </m:r>
+      </m:oMath>
       <w:r>
         <w:rPr>
           <w:b w:val="0"/>
         </w:rPr>
-        <w:t>(25 + 17) + 75 se resuelve más fácil como (25 + 75) + 17 = 100 + 17 = 117.</w:t>
+        <w:t xml:space="preserve"> se resuelve más fácil como </w:t>
+      </w:r>
+      <m:oMath>
+        <m:r>
+          <m:t xml:space="preserve">(</m:t>
+        </m:r>
+        <m:r>
+          <m:t xml:space="preserve">25</m:t>
+        </m:r>
+        <m:r>
+          <m:t xml:space="preserve">+</m:t>
+        </m:r>
+        <m:r>
+          <m:t xml:space="preserve">75</m:t>
+        </m:r>
+        <m:r>
+          <m:t xml:space="preserve">)</m:t>
+        </m:r>
+        <m:r>
+          <m:t xml:space="preserve">+</m:t>
+        </m:r>
+        <m:r>
+          <m:t xml:space="preserve">17</m:t>
+        </m:r>
+        <m:r>
+          <m:t xml:space="preserve">=</m:t>
+        </m:r>
+        <m:r>
+          <m:t xml:space="preserve">100</m:t>
+        </m:r>
+        <m:r>
+          <m:t xml:space="preserve">+</m:t>
+        </m:r>
+        <m:r>
+          <m:t xml:space="preserve">17</m:t>
+        </m:r>
+        <m:r>
+          <m:t xml:space="preserve">=</m:t>
+        </m:r>
+        <m:r>
+          <m:t xml:space="preserve">117</m:t>
+        </m:r>
+      </m:oMath>
+      <w:r>
+        <w:rPr>
+          <w:b w:val="0"/>
+        </w:rPr>
+        <w:t>.</w:t>
       </w:r>
     </w:p>
     <w:p>
@@ -823,18 +1660,71 @@
       </w:r>
     </w:p>
     <w:p>
-      <w:r>
-        <w:rPr>
-          <w:b w:val="0"/>
-        </w:rPr>
-        <w:t xml:space="preserve">7 × 103 = 7 × (100 + 3) = 700 + 21 = </w:t>
-      </w:r>
-      <w:r>
-        <w:rPr>
-          <w:b/>
-        </w:rPr>
-        <w:t>721</w:t>
-      </w:r>
+      <m:oMath>
+        <m:r>
+          <m:t xml:space="preserve">7</m:t>
+        </m:r>
+        <m:r>
+          <m:rPr>
+            <m:nor/>
+          </m:rPr>
+          <m:t xml:space="preserve">×</m:t>
+        </m:r>
+        <m:r>
+          <m:rPr>
+            <m:nor/>
+          </m:rPr>
+          <m:t xml:space="preserve"> </m:t>
+        </m:r>
+        <m:r>
+          <m:t xml:space="preserve">103</m:t>
+        </m:r>
+        <m:r>
+          <m:t xml:space="preserve">=</m:t>
+        </m:r>
+        <m:r>
+          <m:t xml:space="preserve">7</m:t>
+        </m:r>
+        <m:r>
+          <m:rPr>
+            <m:nor/>
+          </m:rPr>
+          <m:t xml:space="preserve">×</m:t>
+        </m:r>
+        <m:r>
+          <m:t xml:space="preserve">(</m:t>
+        </m:r>
+        <m:r>
+          <m:t xml:space="preserve">100</m:t>
+        </m:r>
+        <m:r>
+          <m:t xml:space="preserve">+</m:t>
+        </m:r>
+        <m:r>
+          <m:t xml:space="preserve">3</m:t>
+        </m:r>
+        <m:r>
+          <m:t xml:space="preserve">)</m:t>
+        </m:r>
+        <m:r>
+          <m:t xml:space="preserve">=</m:t>
+        </m:r>
+        <m:r>
+          <m:t xml:space="preserve">700</m:t>
+        </m:r>
+        <m:r>
+          <m:t xml:space="preserve">+</m:t>
+        </m:r>
+        <m:r>
+          <m:t xml:space="preserve">21</m:t>
+        </m:r>
+        <m:r>
+          <m:t xml:space="preserve">=</m:t>
+        </m:r>
+        <m:r>
+          <m:t xml:space="preserve">721</m:t>
+        </m:r>
+      </m:oMath>
     </w:p>
     <w:p>
       <w:r>
@@ -847,8 +1737,75 @@
         <w:rPr>
           <w:b w:val="0"/>
         </w:rPr>
-        <w:t xml:space="preserve"> calcula 12 × 99 mentalmente en menos de cinco segundos. (12 × 100 − 12 = 1.188.)</w:t>
-      </w:r>
+        <w:t xml:space="preserve"> calcula </w:t>
+      </w:r>
+      <m:oMath>
+        <m:r>
+          <m:t xml:space="preserve">12</m:t>
+        </m:r>
+        <m:r>
+          <m:rPr>
+            <m:nor/>
+          </m:rPr>
+          <m:t xml:space="preserve">×</m:t>
+        </m:r>
+        <m:r>
+          <m:rPr>
+            <m:nor/>
+          </m:rPr>
+          <m:t xml:space="preserve"> </m:t>
+        </m:r>
+        <m:r>
+          <m:t xml:space="preserve">99</m:t>
+        </m:r>
+      </m:oMath>
+      <w:r>
+        <w:rPr>
+          <w:b w:val="0"/>
+        </w:rPr>
+        <w:t xml:space="preserve"> mentalmente en menos de cinco segundos. </w:t>
+      </w:r>
+      <m:oMath>
+        <m:d>
+          <m:dPr>
+            <m:begChr m:val="("/>
+            <m:endChr m:val=")"/>
+            <m:ctrlPr/>
+          </m:dPr>
+          <m:e>
+            <m:r>
+              <m:t xml:space="preserve">12</m:t>
+            </m:r>
+            <m:r>
+              <m:rPr>
+                <m:nor/>
+              </m:rPr>
+              <m:t xml:space="preserve">×</m:t>
+            </m:r>
+            <m:r>
+              <m:rPr>
+                <m:nor/>
+              </m:rPr>
+              <m:t xml:space="preserve"> </m:t>
+            </m:r>
+            <m:r>
+              <m:t xml:space="preserve">100</m:t>
+            </m:r>
+            <m:r>
+              <m:t xml:space="preserve">-</m:t>
+            </m:r>
+            <m:r>
+              <m:t xml:space="preserve">12</m:t>
+            </m:r>
+            <m:r>
+              <m:t xml:space="preserve">=</m:t>
+            </m:r>
+            <m:r>
+              <m:t xml:space="preserve">1.188</m:t>
+            </m:r>
+          </m:e>
+        </m:d>
+      </m:oMath>
     </w:p>
     <w:p>
       <w:pPr>
@@ -882,19 +1839,119 @@
       </w:r>
     </w:p>
     <w:p>
+      <m:oMath>
+        <m:r>
+          <m:t xml:space="preserve">|</m:t>
+        </m:r>
+        <m:r>
+          <m:t xml:space="preserve">-</m:t>
+        </m:r>
+        <m:r>
+          <m:t xml:space="preserve">9</m:t>
+        </m:r>
+        <m:r>
+          <m:t xml:space="preserve">|</m:t>
+        </m:r>
+        <m:r>
+          <m:t xml:space="preserve">=</m:t>
+        </m:r>
+        <m:r>
+          <m:t xml:space="preserve">9</m:t>
+        </m:r>
+      </m:oMath>
       <w:r>
         <w:rPr>
           <w:b w:val="0"/>
         </w:rPr>
-        <w:t>|−9| = 9, |4| = 4, |0| = 0</w:t>
-      </w:r>
+        <w:t xml:space="preserve">, </w:t>
+      </w:r>
+      <m:oMath>
+        <m:r>
+          <m:t xml:space="preserve">|</m:t>
+        </m:r>
+        <m:r>
+          <m:t xml:space="preserve">4</m:t>
+        </m:r>
+        <m:r>
+          <m:t xml:space="preserve">|</m:t>
+        </m:r>
+        <m:r>
+          <m:t xml:space="preserve">=</m:t>
+        </m:r>
+        <m:r>
+          <m:t xml:space="preserve">4</m:t>
+        </m:r>
+      </m:oMath>
+      <w:r>
+        <w:rPr>
+          <w:b w:val="0"/>
+        </w:rPr>
+        <w:t xml:space="preserve">, </w:t>
+      </w:r>
+      <m:oMath>
+        <m:r>
+          <m:t xml:space="preserve">|</m:t>
+        </m:r>
+        <m:r>
+          <m:t xml:space="preserve">0</m:t>
+        </m:r>
+        <m:r>
+          <m:t xml:space="preserve">|</m:t>
+        </m:r>
+        <m:r>
+          <m:t xml:space="preserve">=</m:t>
+        </m:r>
+        <m:r>
+          <m:t xml:space="preserve">0</m:t>
+        </m:r>
+      </m:oMath>
     </w:p>
     <w:p>
       <w:r>
         <w:rPr>
           <w:b w:val="0"/>
         </w:rPr>
-        <w:t>Las distancias nunca son negativas. Por eso |−7| = 7 y no −7.</w:t>
+        <w:t xml:space="preserve">Las distancias nunca son negativas. Por eso </w:t>
+      </w:r>
+      <m:oMath>
+        <m:r>
+          <m:t xml:space="preserve">|</m:t>
+        </m:r>
+        <m:r>
+          <m:t xml:space="preserve">-</m:t>
+        </m:r>
+        <m:r>
+          <m:t xml:space="preserve">7</m:t>
+        </m:r>
+        <m:r>
+          <m:t xml:space="preserve">|</m:t>
+        </m:r>
+        <m:r>
+          <m:t xml:space="preserve">=</m:t>
+        </m:r>
+        <m:r>
+          <m:t xml:space="preserve">7</m:t>
+        </m:r>
+      </m:oMath>
+      <w:r>
+        <w:rPr>
+          <w:b w:val="0"/>
+        </w:rPr>
+        <w:t xml:space="preserve"> y no </w:t>
+      </w:r>
+      <m:oMath>
+        <m:r>
+          <m:t xml:space="preserve">-</m:t>
+        </m:r>
+        <m:r>
+          <m:t xml:space="preserve">7</m:t>
+        </m:r>
+      </m:oMath>
+      <w:r>
+        <w:rPr>
+          <w:b w:val="0"/>
+        </w:rPr>
+        <w:t>.</w:t>
       </w:r>
     </w:p>
     <w:p>
@@ -902,14 +1959,39 @@
         <w:rPr>
           <w:b w:val="0"/>
         </w:rPr>
-        <w:t xml:space="preserve">Distinto es −|−6|, que significa "el opuesto de 6", o sea </w:t>
-      </w:r>
-      <w:r>
-        <w:rPr>
-          <w:b/>
-        </w:rPr>
-        <w:t>−6</w:t>
-      </w:r>
+        <w:t xml:space="preserve">Distinto es </w:t>
+      </w:r>
+      <m:oMath>
+        <m:r>
+          <m:t xml:space="preserve">-</m:t>
+        </m:r>
+        <m:r>
+          <m:t xml:space="preserve">|</m:t>
+        </m:r>
+        <m:r>
+          <m:t xml:space="preserve">-</m:t>
+        </m:r>
+        <m:r>
+          <m:t xml:space="preserve">6</m:t>
+        </m:r>
+        <m:r>
+          <m:t xml:space="preserve">|</m:t>
+        </m:r>
+      </m:oMath>
+      <w:r>
+        <w:rPr>
+          <w:b w:val="0"/>
+        </w:rPr>
+        <w:t xml:space="preserve">, que significa "el opuesto de 6", o sea </w:t>
+      </w:r>
+      <m:oMath>
+        <m:r>
+          <m:t xml:space="preserve">-</m:t>
+        </m:r>
+        <m:r>
+          <m:t xml:space="preserve">6</m:t>
+        </m:r>
+      </m:oMath>
       <w:r>
         <w:rPr>
           <w:b w:val="0"/>
@@ -942,24 +2024,93 @@
         <w:rPr>
           <w:b w:val="0"/>
         </w:rPr>
-        <w:t xml:space="preserve"> 8 − 3 × 2 no es 10. Primero se multiplica.</w:t>
+        <w:t xml:space="preserve"> </w:t>
+      </w:r>
+      <m:oMath>
+        <m:r>
+          <m:t xml:space="preserve">8</m:t>
+        </m:r>
+        <m:r>
+          <m:t xml:space="preserve">-</m:t>
+        </m:r>
+        <m:r>
+          <m:t xml:space="preserve">3</m:t>
+        </m:r>
+        <m:r>
+          <m:rPr>
+            <m:nor/>
+          </m:rPr>
+          <m:t xml:space="preserve">×</m:t>
+        </m:r>
+        <m:r>
+          <m:rPr>
+            <m:nor/>
+          </m:rPr>
+          <m:t xml:space="preserve"> </m:t>
+        </m:r>
+        <m:r>
+          <m:t xml:space="preserve">2</m:t>
+        </m:r>
+      </m:oMath>
+      <w:r>
+        <w:rPr>
+          <w:b w:val="0"/>
+        </w:rPr>
+        <w:t xml:space="preserve"> no es 10. Primero se multiplica.</w:t>
       </w:r>
     </w:p>
     <w:p>
       <w:pPr>
         <w:pStyle w:val="ListBullet"/>
       </w:pPr>
+      <m:oMath>
+        <m:r>
+          <m:t xml:space="preserve">-</m:t>
+        </m:r>
+        <m:r>
+          <m:t xml:space="preserve">5</m:t>
+        </m:r>
+        <m:r>
+          <m:t xml:space="preserve">-</m:t>
+        </m:r>
+        <m:r>
+          <m:t xml:space="preserve">3</m:t>
+        </m:r>
+        <m:r>
+          <m:t xml:space="preserve">=</m:t>
+        </m:r>
+        <m:r>
+          <m:t xml:space="preserve">-</m:t>
+        </m:r>
+        <m:r>
+          <m:t xml:space="preserve">2</m:t>
+        </m:r>
+      </m:oMath>
+      <w:r>
+        <w:rPr>
+          <w:b w:val="0"/>
+        </w:rPr>
+        <w:t>.</w:t>
+      </w:r>
       <w:r>
         <w:rPr>
           <w:b/>
         </w:rPr>
-        <w:t>−5 − 3 = −2.</w:t>
-      </w:r>
+        <w:t xml:space="preserve"> No: los dos son negativos, así que se suman las cantidades y da </w:t>
+      </w:r>
+      <m:oMath>
+        <m:r>
+          <m:t xml:space="preserve">-</m:t>
+        </m:r>
+        <m:r>
+          <m:t xml:space="preserve">8</m:t>
+        </m:r>
+      </m:oMath>
       <w:r>
         <w:rPr>
           <w:b w:val="0"/>
         </w:rPr>
-        <w:t xml:space="preserve"> No: los dos son negativos, así que se suman las cantidades y da −8.</w:t>
+        <w:t>.</w:t>
       </w:r>
     </w:p>
     <w:p>
@@ -976,22 +2127,168 @@
         <w:rPr>
           <w:b w:val="0"/>
         </w:rPr>
-        <w:t xml:space="preserve"> 1/2 + 1/3 no es 2/5. Hay que igualar denominadores: 3/6 + 2/6 = 5/6.</w:t>
+        <w:t xml:space="preserve"> </w:t>
+      </w:r>
+      <m:oMath>
+        <m:f>
+          <m:fPr>
+            <m:ctrlPr/>
+          </m:fPr>
+          <m:num>
+            <m:r>
+              <m:t xml:space="preserve">1</m:t>
+            </m:r>
+          </m:num>
+          <m:den>
+            <m:r>
+              <m:t xml:space="preserve">2</m:t>
+            </m:r>
+          </m:den>
+        </m:f>
+        <m:r>
+          <m:t xml:space="preserve">+</m:t>
+        </m:r>
+        <m:f>
+          <m:fPr>
+            <m:ctrlPr/>
+          </m:fPr>
+          <m:num>
+            <m:r>
+              <m:t xml:space="preserve">1</m:t>
+            </m:r>
+          </m:num>
+          <m:den>
+            <m:r>
+              <m:t xml:space="preserve">3</m:t>
+            </m:r>
+          </m:den>
+        </m:f>
+      </m:oMath>
+      <w:r>
+        <w:rPr>
+          <w:b w:val="0"/>
+        </w:rPr>
+        <w:t xml:space="preserve"> no es </w:t>
+      </w:r>
+      <m:oMath>
+        <m:f>
+          <m:fPr>
+            <m:ctrlPr/>
+          </m:fPr>
+          <m:num>
+            <m:r>
+              <m:t xml:space="preserve">2</m:t>
+            </m:r>
+          </m:num>
+          <m:den>
+            <m:r>
+              <m:t xml:space="preserve">5</m:t>
+            </m:r>
+          </m:den>
+        </m:f>
+      </m:oMath>
+      <w:r>
+        <w:rPr>
+          <w:b w:val="0"/>
+        </w:rPr>
+        <w:t xml:space="preserve">. Hay que igualar denominadores: </w:t>
+      </w:r>
+      <m:oMath>
+        <m:f>
+          <m:fPr>
+            <m:ctrlPr/>
+          </m:fPr>
+          <m:num>
+            <m:r>
+              <m:t xml:space="preserve">3</m:t>
+            </m:r>
+          </m:num>
+          <m:den>
+            <m:r>
+              <m:t xml:space="preserve">6</m:t>
+            </m:r>
+          </m:den>
+        </m:f>
+        <m:r>
+          <m:t xml:space="preserve">+</m:t>
+        </m:r>
+        <m:f>
+          <m:fPr>
+            <m:ctrlPr/>
+          </m:fPr>
+          <m:num>
+            <m:r>
+              <m:t xml:space="preserve">2</m:t>
+            </m:r>
+          </m:num>
+          <m:den>
+            <m:r>
+              <m:t xml:space="preserve">6</m:t>
+            </m:r>
+          </m:den>
+        </m:f>
+        <m:r>
+          <m:t xml:space="preserve">=</m:t>
+        </m:r>
+        <m:f>
+          <m:fPr>
+            <m:ctrlPr/>
+          </m:fPr>
+          <m:num>
+            <m:r>
+              <m:t xml:space="preserve">5</m:t>
+            </m:r>
+          </m:num>
+          <m:den>
+            <m:r>
+              <m:t xml:space="preserve">6</m:t>
+            </m:r>
+          </m:den>
+        </m:f>
+      </m:oMath>
+      <w:r>
+        <w:rPr>
+          <w:b w:val="0"/>
+        </w:rPr>
+        <w:t>.</w:t>
       </w:r>
     </w:p>
     <w:p>
       <w:pPr>
         <w:pStyle w:val="ListBullet"/>
       </w:pPr>
+      <m:oMath>
+        <m:r>
+          <m:t xml:space="preserve">|</m:t>
+        </m:r>
+        <m:r>
+          <m:t xml:space="preserve">-</m:t>
+        </m:r>
+        <m:r>
+          <m:t xml:space="preserve">7</m:t>
+        </m:r>
+        <m:r>
+          <m:t xml:space="preserve">|</m:t>
+        </m:r>
+        <m:r>
+          <m:t xml:space="preserve">=</m:t>
+        </m:r>
+        <m:r>
+          <m:t xml:space="preserve">-</m:t>
+        </m:r>
+        <m:r>
+          <m:t xml:space="preserve">7</m:t>
+        </m:r>
+      </m:oMath>
+      <w:r>
+        <w:rPr>
+          <w:b w:val="0"/>
+        </w:rPr>
+        <w:t>.</w:t>
+      </w:r>
       <w:r>
         <w:rPr>
           <w:b/>
-        </w:rPr>
-        <w:t>|−7| = −7.</w:t>
-      </w:r>
-      <w:r>
-        <w:rPr>
-          <w:b w:val="0"/>
         </w:rPr>
         <w:t xml:space="preserve"> No. El valor absoluto nunca sale negativo.</w:t>
       </w:r>
@@ -1010,7 +2307,82 @@
         <w:rPr>
           <w:b w:val="0"/>
         </w:rPr>
-        <w:t xml:space="preserve"> −(5 − 8) no es −5 − 8. Primero se resuelve adentro: −(−3) = 3.</w:t>
+        <w:t xml:space="preserve"> </w:t>
+      </w:r>
+      <m:oMath>
+        <m:r>
+          <m:t xml:space="preserve">-</m:t>
+        </m:r>
+        <m:r>
+          <m:t xml:space="preserve">(</m:t>
+        </m:r>
+        <m:r>
+          <m:t xml:space="preserve">5</m:t>
+        </m:r>
+        <m:r>
+          <m:t xml:space="preserve">-</m:t>
+        </m:r>
+        <m:r>
+          <m:t xml:space="preserve">8</m:t>
+        </m:r>
+        <m:r>
+          <m:t xml:space="preserve">)</m:t>
+        </m:r>
+      </m:oMath>
+      <w:r>
+        <w:rPr>
+          <w:b w:val="0"/>
+        </w:rPr>
+        <w:t xml:space="preserve"> no es </w:t>
+      </w:r>
+      <m:oMath>
+        <m:r>
+          <m:t xml:space="preserve">-</m:t>
+        </m:r>
+        <m:r>
+          <m:t xml:space="preserve">5</m:t>
+        </m:r>
+        <m:r>
+          <m:t xml:space="preserve">-</m:t>
+        </m:r>
+        <m:r>
+          <m:t xml:space="preserve">8</m:t>
+        </m:r>
+      </m:oMath>
+      <w:r>
+        <w:rPr>
+          <w:b w:val="0"/>
+        </w:rPr>
+        <w:t xml:space="preserve">. Primero se resuelve adentro: </w:t>
+      </w:r>
+      <m:oMath>
+        <m:r>
+          <m:t xml:space="preserve">-</m:t>
+        </m:r>
+        <m:r>
+          <m:t xml:space="preserve">(</m:t>
+        </m:r>
+        <m:r>
+          <m:t xml:space="preserve">-</m:t>
+        </m:r>
+        <m:r>
+          <m:t xml:space="preserve">3</m:t>
+        </m:r>
+        <m:r>
+          <m:t xml:space="preserve">)</m:t>
+        </m:r>
+        <m:r>
+          <m:t xml:space="preserve">=</m:t>
+        </m:r>
+        <m:r>
+          <m:t xml:space="preserve">3</m:t>
+        </m:r>
+      </m:oMath>
+      <w:r>
+        <w:rPr>
+          <w:b w:val="0"/>
+        </w:rPr>
+        <w:t>.</w:t>
       </w:r>
     </w:p>
     <w:p>
@@ -1046,8 +2418,61 @@
         <w:rPr>
           <w:b w:val="0"/>
         </w:rPr>
-        <w:t xml:space="preserve"> Calcula 12 − 4 × (−3) + 10 ÷ (−5)</w:t>
-      </w:r>
+        <w:t xml:space="preserve"> Calcula </w:t>
+      </w:r>
+      <m:oMath>
+        <m:r>
+          <m:t xml:space="preserve">12</m:t>
+        </m:r>
+        <m:r>
+          <m:t xml:space="preserve">-</m:t>
+        </m:r>
+        <m:r>
+          <m:t xml:space="preserve">4</m:t>
+        </m:r>
+        <m:r>
+          <m:rPr>
+            <m:nor/>
+          </m:rPr>
+          <m:t xml:space="preserve">×</m:t>
+        </m:r>
+        <m:r>
+          <m:t xml:space="preserve">(</m:t>
+        </m:r>
+        <m:r>
+          <m:t xml:space="preserve">-</m:t>
+        </m:r>
+        <m:r>
+          <m:t xml:space="preserve">3</m:t>
+        </m:r>
+        <m:r>
+          <m:t xml:space="preserve">)</m:t>
+        </m:r>
+        <m:r>
+          <m:t xml:space="preserve">+</m:t>
+        </m:r>
+        <m:r>
+          <m:t xml:space="preserve">10</m:t>
+        </m:r>
+        <m:r>
+          <m:rPr>
+            <m:nor/>
+          </m:rPr>
+          <m:t xml:space="preserve">÷</m:t>
+        </m:r>
+        <m:r>
+          <m:t xml:space="preserve">(</m:t>
+        </m:r>
+        <m:r>
+          <m:t xml:space="preserve">-</m:t>
+        </m:r>
+        <m:r>
+          <m:t xml:space="preserve">5</m:t>
+        </m:r>
+        <m:r>
+          <m:t xml:space="preserve">)</m:t>
+        </m:r>
+      </m:oMath>
     </w:p>
     <w:p>
       <w:r>
@@ -1076,7 +2501,45 @@
         <w:rPr>
           <w:b w:val="0"/>
         </w:rPr>
-        <w:t>2. 4 × (−3) = −12, porque los signos son distintos.</w:t>
+        <w:t xml:space="preserve">2. </w:t>
+      </w:r>
+      <m:oMath>
+        <m:r>
+          <m:t xml:space="preserve">4</m:t>
+        </m:r>
+        <m:r>
+          <m:rPr>
+            <m:nor/>
+          </m:rPr>
+          <m:t xml:space="preserve">×</m:t>
+        </m:r>
+        <m:r>
+          <m:t xml:space="preserve">(</m:t>
+        </m:r>
+        <m:r>
+          <m:t xml:space="preserve">-</m:t>
+        </m:r>
+        <m:r>
+          <m:t xml:space="preserve">3</m:t>
+        </m:r>
+        <m:r>
+          <m:t xml:space="preserve">)</m:t>
+        </m:r>
+        <m:r>
+          <m:t xml:space="preserve">=</m:t>
+        </m:r>
+        <m:r>
+          <m:t xml:space="preserve">-</m:t>
+        </m:r>
+        <m:r>
+          <m:t xml:space="preserve">12</m:t>
+        </m:r>
+      </m:oMath>
+      <w:r>
+        <w:rPr>
+          <w:b w:val="0"/>
+        </w:rPr>
+        <w:t>, porque los signos son distintos.</w:t>
       </w:r>
     </w:p>
     <w:p>
@@ -1087,7 +2550,45 @@
         <w:rPr>
           <w:b w:val="0"/>
         </w:rPr>
-        <w:t>3. 10 ÷ (−5) = −2, por la misma razón.</w:t>
+        <w:t xml:space="preserve">3. </w:t>
+      </w:r>
+      <m:oMath>
+        <m:r>
+          <m:t xml:space="preserve">10</m:t>
+        </m:r>
+        <m:r>
+          <m:rPr>
+            <m:nor/>
+          </m:rPr>
+          <m:t xml:space="preserve">÷</m:t>
+        </m:r>
+        <m:r>
+          <m:t xml:space="preserve">(</m:t>
+        </m:r>
+        <m:r>
+          <m:t xml:space="preserve">-</m:t>
+        </m:r>
+        <m:r>
+          <m:t xml:space="preserve">5</m:t>
+        </m:r>
+        <m:r>
+          <m:t xml:space="preserve">)</m:t>
+        </m:r>
+        <m:r>
+          <m:t xml:space="preserve">=</m:t>
+        </m:r>
+        <m:r>
+          <m:t xml:space="preserve">-</m:t>
+        </m:r>
+        <m:r>
+          <m:t xml:space="preserve">2</m:t>
+        </m:r>
+      </m:oMath>
+      <w:r>
+        <w:rPr>
+          <w:b w:val="0"/>
+        </w:rPr>
+        <w:t>, por la misma razón.</w:t>
       </w:r>
     </w:p>
     <w:p>
@@ -1098,7 +2599,48 @@
         <w:rPr>
           <w:b w:val="0"/>
         </w:rPr>
-        <w:t>4. La cuenta queda: 12 − (−12) + (−2).</w:t>
+        <w:t xml:space="preserve">4. La cuenta queda: </w:t>
+      </w:r>
+      <m:oMath>
+        <m:r>
+          <m:t xml:space="preserve">12</m:t>
+        </m:r>
+        <m:r>
+          <m:t xml:space="preserve">-</m:t>
+        </m:r>
+        <m:r>
+          <m:t xml:space="preserve">(</m:t>
+        </m:r>
+        <m:r>
+          <m:t xml:space="preserve">-</m:t>
+        </m:r>
+        <m:r>
+          <m:t xml:space="preserve">12</m:t>
+        </m:r>
+        <m:r>
+          <m:t xml:space="preserve">)</m:t>
+        </m:r>
+        <m:r>
+          <m:t xml:space="preserve">+</m:t>
+        </m:r>
+        <m:r>
+          <m:t xml:space="preserve">(</m:t>
+        </m:r>
+        <m:r>
+          <m:t xml:space="preserve">-</m:t>
+        </m:r>
+        <m:r>
+          <m:t xml:space="preserve">2</m:t>
+        </m:r>
+        <m:r>
+          <m:t xml:space="preserve">)</m:t>
+        </m:r>
+      </m:oMath>
+      <w:r>
+        <w:rPr>
+          <w:b w:val="0"/>
+        </w:rPr>
+        <w:t>.</w:t>
       </w:r>
     </w:p>
     <w:p>
@@ -1109,7 +2651,44 @@
         <w:rPr>
           <w:b w:val="0"/>
         </w:rPr>
-        <w:t>5. Restar −12 es sumar 12: 12 + 12 = 24.</w:t>
+        <w:t xml:space="preserve">5. Restar </w:t>
+      </w:r>
+      <m:oMath>
+        <m:r>
+          <m:t xml:space="preserve">-</m:t>
+        </m:r>
+        <m:r>
+          <m:t xml:space="preserve">12</m:t>
+        </m:r>
+      </m:oMath>
+      <w:r>
+        <w:rPr>
+          <w:b w:val="0"/>
+        </w:rPr>
+        <w:t xml:space="preserve"> es sumar 12: </w:t>
+      </w:r>
+      <m:oMath>
+        <m:r>
+          <m:t xml:space="preserve">12</m:t>
+        </m:r>
+        <m:r>
+          <m:t xml:space="preserve">+</m:t>
+        </m:r>
+        <m:r>
+          <m:t xml:space="preserve">12</m:t>
+        </m:r>
+        <m:r>
+          <m:t xml:space="preserve">=</m:t>
+        </m:r>
+        <m:r>
+          <m:t xml:space="preserve">24</m:t>
+        </m:r>
+      </m:oMath>
+      <w:r>
+        <w:rPr>
+          <w:b w:val="0"/>
+        </w:rPr>
+        <w:t>.</w:t>
       </w:r>
     </w:p>
     <w:p>
@@ -1120,7 +2699,44 @@
         <w:rPr>
           <w:b w:val="0"/>
         </w:rPr>
-        <w:t>6. Sumar −2 es restar 2: 24 − 2 = 22.</w:t>
+        <w:t xml:space="preserve">6. Sumar </w:t>
+      </w:r>
+      <m:oMath>
+        <m:r>
+          <m:t xml:space="preserve">-</m:t>
+        </m:r>
+        <m:r>
+          <m:t xml:space="preserve">2</m:t>
+        </m:r>
+      </m:oMath>
+      <w:r>
+        <w:rPr>
+          <w:b w:val="0"/>
+        </w:rPr>
+        <w:t xml:space="preserve"> es restar 2: </w:t>
+      </w:r>
+      <m:oMath>
+        <m:r>
+          <m:t xml:space="preserve">24</m:t>
+        </m:r>
+        <m:r>
+          <m:t xml:space="preserve">-</m:t>
+        </m:r>
+        <m:r>
+          <m:t xml:space="preserve">2</m:t>
+        </m:r>
+        <m:r>
+          <m:t xml:space="preserve">=</m:t>
+        </m:r>
+        <m:r>
+          <m:t xml:space="preserve">22</m:t>
+        </m:r>
+      </m:oMath>
+      <w:r>
+        <w:rPr>
+          <w:b w:val="0"/>
+        </w:rPr>
+        <w:t>.</w:t>
       </w:r>
     </w:p>
     <w:p>
@@ -1136,12 +2752,11 @@
         </w:rPr>
         <w:t xml:space="preserve"> </w:t>
       </w:r>
-      <w:r>
-        <w:rPr>
-          <w:b/>
-        </w:rPr>
-        <w:t>22</w:t>
-      </w:r>
+      <m:oMath>
+        <m:r>
+          <m:t xml:space="preserve">22</m:t>
+        </m:r>
+      </m:oMath>
     </w:p>
     <w:p>
       <w:pPr>
@@ -1165,8 +2780,91 @@
         <w:rPr>
           <w:b w:val="0"/>
         </w:rPr>
-        <w:t xml:space="preserve"> Calcula (2/3 + 1/4) × 6/5 − 1/2</w:t>
-      </w:r>
+        <w:t xml:space="preserve"> Calcula </w:t>
+      </w:r>
+      <m:oMath>
+        <m:d>
+          <m:dPr>
+            <m:begChr m:val="("/>
+            <m:endChr m:val=")"/>
+            <m:ctrlPr/>
+          </m:dPr>
+          <m:e>
+            <m:f>
+              <m:fPr>
+                <m:ctrlPr/>
+              </m:fPr>
+              <m:num>
+                <m:r>
+                  <m:t xml:space="preserve">2</m:t>
+                </m:r>
+              </m:num>
+              <m:den>
+                <m:r>
+                  <m:t xml:space="preserve">3</m:t>
+                </m:r>
+              </m:den>
+            </m:f>
+            <m:r>
+              <m:t xml:space="preserve">+</m:t>
+            </m:r>
+            <m:f>
+              <m:fPr>
+                <m:ctrlPr/>
+              </m:fPr>
+              <m:num>
+                <m:r>
+                  <m:t xml:space="preserve">1</m:t>
+                </m:r>
+              </m:num>
+              <m:den>
+                <m:r>
+                  <m:t xml:space="preserve">4</m:t>
+                </m:r>
+              </m:den>
+            </m:f>
+          </m:e>
+        </m:d>
+        <m:r>
+          <m:rPr>
+            <m:nor/>
+          </m:rPr>
+          <m:t xml:space="preserve">×</m:t>
+        </m:r>
+        <m:f>
+          <m:fPr>
+            <m:ctrlPr/>
+          </m:fPr>
+          <m:num>
+            <m:r>
+              <m:t xml:space="preserve">6</m:t>
+            </m:r>
+          </m:num>
+          <m:den>
+            <m:r>
+              <m:t xml:space="preserve">5</m:t>
+            </m:r>
+          </m:den>
+        </m:f>
+        <m:r>
+          <m:t xml:space="preserve">-</m:t>
+        </m:r>
+        <m:f>
+          <m:fPr>
+            <m:ctrlPr/>
+          </m:fPr>
+          <m:num>
+            <m:r>
+              <m:t xml:space="preserve">1</m:t>
+            </m:r>
+          </m:num>
+          <m:den>
+            <m:r>
+              <m:t xml:space="preserve">2</m:t>
+            </m:r>
+          </m:den>
+        </m:f>
+      </m:oMath>
     </w:p>
     <w:p>
       <w:r>
@@ -1184,7 +2882,53 @@
         <w:rPr>
           <w:b w:val="0"/>
         </w:rPr>
-        <w:t>1. El paréntesis va primero. Para sumar 2/3 y 1/4 necesitamos el mismo denominador; el menor común es 12.</w:t>
+        <w:t xml:space="preserve">1. El paréntesis va primero. Para sumar </w:t>
+      </w:r>
+      <m:oMath>
+        <m:f>
+          <m:fPr>
+            <m:ctrlPr/>
+          </m:fPr>
+          <m:num>
+            <m:r>
+              <m:t xml:space="preserve">2</m:t>
+            </m:r>
+          </m:num>
+          <m:den>
+            <m:r>
+              <m:t xml:space="preserve">3</m:t>
+            </m:r>
+          </m:den>
+        </m:f>
+      </m:oMath>
+      <w:r>
+        <w:rPr>
+          <w:b w:val="0"/>
+        </w:rPr>
+        <w:t xml:space="preserve"> y </w:t>
+      </w:r>
+      <m:oMath>
+        <m:f>
+          <m:fPr>
+            <m:ctrlPr/>
+          </m:fPr>
+          <m:num>
+            <m:r>
+              <m:t xml:space="preserve">1</m:t>
+            </m:r>
+          </m:num>
+          <m:den>
+            <m:r>
+              <m:t xml:space="preserve">4</m:t>
+            </m:r>
+          </m:den>
+        </m:f>
+      </m:oMath>
+      <w:r>
+        <w:rPr>
+          <w:b w:val="0"/>
+        </w:rPr>
+        <w:t xml:space="preserve"> necesitamos el mismo denominador; el menor común es 12.</w:t>
       </w:r>
     </w:p>
     <w:p>
@@ -1195,7 +2939,148 @@
         <w:rPr>
           <w:b w:val="0"/>
         </w:rPr>
-        <w:t>2. 2/3 = 8/12 y 1/4 = 3/12, entonces 8/12 + 3/12 = 11/12.</w:t>
+        <w:t xml:space="preserve">2. </w:t>
+      </w:r>
+      <m:oMath>
+        <m:f>
+          <m:fPr>
+            <m:ctrlPr/>
+          </m:fPr>
+          <m:num>
+            <m:r>
+              <m:t xml:space="preserve">2</m:t>
+            </m:r>
+          </m:num>
+          <m:den>
+            <m:r>
+              <m:t xml:space="preserve">3</m:t>
+            </m:r>
+          </m:den>
+        </m:f>
+        <m:r>
+          <m:t xml:space="preserve">=</m:t>
+        </m:r>
+        <m:f>
+          <m:fPr>
+            <m:ctrlPr/>
+          </m:fPr>
+          <m:num>
+            <m:r>
+              <m:t xml:space="preserve">8</m:t>
+            </m:r>
+          </m:num>
+          <m:den>
+            <m:r>
+              <m:t xml:space="preserve">12</m:t>
+            </m:r>
+          </m:den>
+        </m:f>
+      </m:oMath>
+      <w:r>
+        <w:rPr>
+          <w:b w:val="0"/>
+        </w:rPr>
+        <w:t xml:space="preserve"> y </w:t>
+      </w:r>
+      <m:oMath>
+        <m:f>
+          <m:fPr>
+            <m:ctrlPr/>
+          </m:fPr>
+          <m:num>
+            <m:r>
+              <m:t xml:space="preserve">1</m:t>
+            </m:r>
+          </m:num>
+          <m:den>
+            <m:r>
+              <m:t xml:space="preserve">4</m:t>
+            </m:r>
+          </m:den>
+        </m:f>
+        <m:r>
+          <m:t xml:space="preserve">=</m:t>
+        </m:r>
+        <m:f>
+          <m:fPr>
+            <m:ctrlPr/>
+          </m:fPr>
+          <m:num>
+            <m:r>
+              <m:t xml:space="preserve">3</m:t>
+            </m:r>
+          </m:num>
+          <m:den>
+            <m:r>
+              <m:t xml:space="preserve">12</m:t>
+            </m:r>
+          </m:den>
+        </m:f>
+      </m:oMath>
+      <w:r>
+        <w:rPr>
+          <w:b w:val="0"/>
+        </w:rPr>
+        <w:t xml:space="preserve">, entonces </w:t>
+      </w:r>
+      <m:oMath>
+        <m:f>
+          <m:fPr>
+            <m:ctrlPr/>
+          </m:fPr>
+          <m:num>
+            <m:r>
+              <m:t xml:space="preserve">8</m:t>
+            </m:r>
+          </m:num>
+          <m:den>
+            <m:r>
+              <m:t xml:space="preserve">12</m:t>
+            </m:r>
+          </m:den>
+        </m:f>
+        <m:r>
+          <m:t xml:space="preserve">+</m:t>
+        </m:r>
+        <m:f>
+          <m:fPr>
+            <m:ctrlPr/>
+          </m:fPr>
+          <m:num>
+            <m:r>
+              <m:t xml:space="preserve">3</m:t>
+            </m:r>
+          </m:num>
+          <m:den>
+            <m:r>
+              <m:t xml:space="preserve">12</m:t>
+            </m:r>
+          </m:den>
+        </m:f>
+        <m:r>
+          <m:t xml:space="preserve">=</m:t>
+        </m:r>
+        <m:f>
+          <m:fPr>
+            <m:ctrlPr/>
+          </m:fPr>
+          <m:num>
+            <m:r>
+              <m:t xml:space="preserve">11</m:t>
+            </m:r>
+          </m:num>
+          <m:den>
+            <m:r>
+              <m:t xml:space="preserve">12</m:t>
+            </m:r>
+          </m:den>
+        </m:f>
+      </m:oMath>
+      <w:r>
+        <w:rPr>
+          <w:b w:val="0"/>
+        </w:rPr>
+        <w:t>.</w:t>
       </w:r>
     </w:p>
     <w:p>
@@ -1206,7 +3091,69 @@
         <w:rPr>
           <w:b w:val="0"/>
         </w:rPr>
-        <w:t>3. Ahora la multiplicación, antes que la resta: 11/12 × 6/5 = 66/60.</w:t>
+        <w:t xml:space="preserve">3. Ahora la multiplicación, antes que la resta: </w:t>
+      </w:r>
+      <m:oMath>
+        <m:f>
+          <m:fPr>
+            <m:ctrlPr/>
+          </m:fPr>
+          <m:num>
+            <m:r>
+              <m:t xml:space="preserve">11</m:t>
+            </m:r>
+          </m:num>
+          <m:den>
+            <m:r>
+              <m:t xml:space="preserve">12</m:t>
+            </m:r>
+          </m:den>
+        </m:f>
+        <m:r>
+          <m:rPr>
+            <m:nor/>
+          </m:rPr>
+          <m:t xml:space="preserve">×</m:t>
+        </m:r>
+        <m:f>
+          <m:fPr>
+            <m:ctrlPr/>
+          </m:fPr>
+          <m:num>
+            <m:r>
+              <m:t xml:space="preserve">6</m:t>
+            </m:r>
+          </m:num>
+          <m:den>
+            <m:r>
+              <m:t xml:space="preserve">5</m:t>
+            </m:r>
+          </m:den>
+        </m:f>
+        <m:r>
+          <m:t xml:space="preserve">=</m:t>
+        </m:r>
+        <m:f>
+          <m:fPr>
+            <m:ctrlPr/>
+          </m:fPr>
+          <m:num>
+            <m:r>
+              <m:t xml:space="preserve">66</m:t>
+            </m:r>
+          </m:num>
+          <m:den>
+            <m:r>
+              <m:t xml:space="preserve">60</m:t>
+            </m:r>
+          </m:den>
+        </m:f>
+      </m:oMath>
+      <w:r>
+        <w:rPr>
+          <w:b w:val="0"/>
+        </w:rPr>
+        <w:t>.</w:t>
       </w:r>
     </w:p>
     <w:p>
@@ -1217,7 +3164,48 @@
         <w:rPr>
           <w:b w:val="0"/>
         </w:rPr>
-        <w:t>4. Simplificamos dividiendo arriba y abajo entre 6: 66/60 = 11/10.</w:t>
+        <w:t xml:space="preserve">4. Simplificamos dividiendo arriba y abajo entre 6: </w:t>
+      </w:r>
+      <m:oMath>
+        <m:f>
+          <m:fPr>
+            <m:ctrlPr/>
+          </m:fPr>
+          <m:num>
+            <m:r>
+              <m:t xml:space="preserve">66</m:t>
+            </m:r>
+          </m:num>
+          <m:den>
+            <m:r>
+              <m:t xml:space="preserve">60</m:t>
+            </m:r>
+          </m:den>
+        </m:f>
+        <m:r>
+          <m:t xml:space="preserve">=</m:t>
+        </m:r>
+        <m:f>
+          <m:fPr>
+            <m:ctrlPr/>
+          </m:fPr>
+          <m:num>
+            <m:r>
+              <m:t xml:space="preserve">11</m:t>
+            </m:r>
+          </m:num>
+          <m:den>
+            <m:r>
+              <m:t xml:space="preserve">10</m:t>
+            </m:r>
+          </m:den>
+        </m:f>
+      </m:oMath>
+      <w:r>
+        <w:rPr>
+          <w:b w:val="0"/>
+        </w:rPr>
+        <w:t>.</w:t>
       </w:r>
     </w:p>
     <w:p>
@@ -1228,7 +3216,89 @@
         <w:rPr>
           <w:b w:val="0"/>
         </w:rPr>
-        <w:t>5. Queda 11/10 − 1/2. Igualamos denominadores: 1/2 = 5/10.</w:t>
+        <w:t xml:space="preserve">5. Queda </w:t>
+      </w:r>
+      <m:oMath>
+        <m:f>
+          <m:fPr>
+            <m:ctrlPr/>
+          </m:fPr>
+          <m:num>
+            <m:r>
+              <m:t xml:space="preserve">11</m:t>
+            </m:r>
+          </m:num>
+          <m:den>
+            <m:r>
+              <m:t xml:space="preserve">10</m:t>
+            </m:r>
+          </m:den>
+        </m:f>
+        <m:r>
+          <m:t xml:space="preserve">-</m:t>
+        </m:r>
+        <m:f>
+          <m:fPr>
+            <m:ctrlPr/>
+          </m:fPr>
+          <m:num>
+            <m:r>
+              <m:t xml:space="preserve">1</m:t>
+            </m:r>
+          </m:num>
+          <m:den>
+            <m:r>
+              <m:t xml:space="preserve">2</m:t>
+            </m:r>
+          </m:den>
+        </m:f>
+      </m:oMath>
+      <w:r>
+        <w:rPr>
+          <w:b w:val="0"/>
+        </w:rPr>
+        <w:t xml:space="preserve">. Igualamos denominadores: </w:t>
+      </w:r>
+      <m:oMath>
+        <m:f>
+          <m:fPr>
+            <m:ctrlPr/>
+          </m:fPr>
+          <m:num>
+            <m:r>
+              <m:t xml:space="preserve">1</m:t>
+            </m:r>
+          </m:num>
+          <m:den>
+            <m:r>
+              <m:t xml:space="preserve">2</m:t>
+            </m:r>
+          </m:den>
+        </m:f>
+        <m:r>
+          <m:t xml:space="preserve">=</m:t>
+        </m:r>
+        <m:f>
+          <m:fPr>
+            <m:ctrlPr/>
+          </m:fPr>
+          <m:num>
+            <m:r>
+              <m:t xml:space="preserve">5</m:t>
+            </m:r>
+          </m:num>
+          <m:den>
+            <m:r>
+              <m:t xml:space="preserve">10</m:t>
+            </m:r>
+          </m:den>
+        </m:f>
+      </m:oMath>
+      <w:r>
+        <w:rPr>
+          <w:b w:val="0"/>
+        </w:rPr>
+        <w:t>.</w:t>
       </w:r>
     </w:p>
     <w:p>
@@ -1239,7 +3309,84 @@
         <w:rPr>
           <w:b w:val="0"/>
         </w:rPr>
-        <w:t>6. 11/10 − 5/10 = 6/10 = 3/5.</w:t>
+        <w:t xml:space="preserve">6. </w:t>
+      </w:r>
+      <m:oMath>
+        <m:f>
+          <m:fPr>
+            <m:ctrlPr/>
+          </m:fPr>
+          <m:num>
+            <m:r>
+              <m:t xml:space="preserve">11</m:t>
+            </m:r>
+          </m:num>
+          <m:den>
+            <m:r>
+              <m:t xml:space="preserve">10</m:t>
+            </m:r>
+          </m:den>
+        </m:f>
+        <m:r>
+          <m:t xml:space="preserve">-</m:t>
+        </m:r>
+        <m:f>
+          <m:fPr>
+            <m:ctrlPr/>
+          </m:fPr>
+          <m:num>
+            <m:r>
+              <m:t xml:space="preserve">5</m:t>
+            </m:r>
+          </m:num>
+          <m:den>
+            <m:r>
+              <m:t xml:space="preserve">10</m:t>
+            </m:r>
+          </m:den>
+        </m:f>
+        <m:r>
+          <m:t xml:space="preserve">=</m:t>
+        </m:r>
+        <m:f>
+          <m:fPr>
+            <m:ctrlPr/>
+          </m:fPr>
+          <m:num>
+            <m:r>
+              <m:t xml:space="preserve">6</m:t>
+            </m:r>
+          </m:num>
+          <m:den>
+            <m:r>
+              <m:t xml:space="preserve">10</m:t>
+            </m:r>
+          </m:den>
+        </m:f>
+        <m:r>
+          <m:t xml:space="preserve">=</m:t>
+        </m:r>
+        <m:f>
+          <m:fPr>
+            <m:ctrlPr/>
+          </m:fPr>
+          <m:num>
+            <m:r>
+              <m:t xml:space="preserve">3</m:t>
+            </m:r>
+          </m:num>
+          <m:den>
+            <m:r>
+              <m:t xml:space="preserve">5</m:t>
+            </m:r>
+          </m:den>
+        </m:f>
+      </m:oMath>
+      <w:r>
+        <w:rPr>
+          <w:b w:val="0"/>
+        </w:rPr>
+        <w:t>.</w:t>
       </w:r>
     </w:p>
     <w:p>
@@ -1255,17 +3402,39 @@
         </w:rPr>
         <w:t xml:space="preserve"> </w:t>
       </w:r>
-      <w:r>
-        <w:rPr>
-          <w:b/>
-        </w:rPr>
-        <w:t>3/5</w:t>
-      </w:r>
+      <m:oMath>
+        <m:f>
+          <m:fPr>
+            <m:ctrlPr/>
+          </m:fPr>
+          <m:num>
+            <m:r>
+              <m:t xml:space="preserve">3</m:t>
+            </m:r>
+          </m:num>
+          <m:den>
+            <m:r>
+              <m:t xml:space="preserve">5</m:t>
+            </m:r>
+          </m:den>
+        </m:f>
+      </m:oMath>
       <w:r>
         <w:rPr>
           <w:b w:val="0"/>
         </w:rPr>
-        <w:t xml:space="preserve"> (o 0,6 en decimal)</w:t>
+        <w:t xml:space="preserve"> (o </w:t>
+      </w:r>
+      <m:oMath>
+        <m:r>
+          <m:t xml:space="preserve">0,6</m:t>
+        </m:r>
+      </m:oMath>
+      <w:r>
+        <w:rPr>
+          <w:b w:val="0"/>
+        </w:rPr>
+        <w:t xml:space="preserve"> en decimal)</w:t>
       </w:r>
     </w:p>
     <w:p>
@@ -1290,7 +3459,30 @@
         <w:rPr>
           <w:b w:val="0"/>
         </w:rPr>
-        <w:t xml:space="preserve"> Sara sale de casa con $90.000. Compra 3 cuadernos de $7.500 cada uno, después gasta 1/3 de lo que le queda en el almuerzo y por último paga dos pasajes de $3.200. ¿Con cuánto vuelve a casa?</w:t>
+        <w:t xml:space="preserve"> Sara sale de casa con $90.000. Compra 3 cuadernos de $7.500 cada uno, después gasta </w:t>
+      </w:r>
+      <m:oMath>
+        <m:f>
+          <m:fPr>
+            <m:ctrlPr/>
+          </m:fPr>
+          <m:num>
+            <m:r>
+              <m:t xml:space="preserve">1</m:t>
+            </m:r>
+          </m:num>
+          <m:den>
+            <m:r>
+              <m:t xml:space="preserve">3</m:t>
+            </m:r>
+          </m:den>
+        </m:f>
+      </m:oMath>
+      <w:r>
+        <w:rPr>
+          <w:b w:val="0"/>
+        </w:rPr>
+        <w:t xml:space="preserve"> de lo que le queda en el almuerzo y por último paga dos pasajes de $3.200. ¿Con cuánto vuelve a casa?</w:t>
       </w:r>
     </w:p>
     <w:p>
@@ -1309,7 +3501,36 @@
         <w:rPr>
           <w:b w:val="0"/>
         </w:rPr>
-        <w:t>1. Primero los cuadernos, porque de ahí depende todo lo demás: 3 × 7.500 = $22.500.</w:t>
+        <w:t xml:space="preserve">1. Primero los cuadernos, porque de ahí depende todo lo demás: </w:t>
+      </w:r>
+      <m:oMath>
+        <m:r>
+          <m:t xml:space="preserve">3</m:t>
+        </m:r>
+        <m:r>
+          <m:rPr>
+            <m:nor/>
+          </m:rPr>
+          <m:t xml:space="preserve">×</m:t>
+        </m:r>
+        <m:r>
+          <m:rPr>
+            <m:nor/>
+          </m:rPr>
+          <m:t xml:space="preserve"> </m:t>
+        </m:r>
+        <m:r>
+          <m:t xml:space="preserve">7.500</m:t>
+        </m:r>
+        <m:r>
+          <m:t xml:space="preserve">=</m:t>
+        </m:r>
+      </m:oMath>
+      <w:r>
+        <w:rPr>
+          <w:b w:val="0"/>
+        </w:rPr>
+        <w:t xml:space="preserve"> $22.500.</w:t>
       </w:r>
     </w:p>
     <w:p>
@@ -1320,7 +3541,27 @@
         <w:rPr>
           <w:b w:val="0"/>
         </w:rPr>
-        <w:t>2. Le quedan 90.000 − 22.500 = $67.500.</w:t>
+        <w:t xml:space="preserve">2. Le quedan </w:t>
+      </w:r>
+      <m:oMath>
+        <m:r>
+          <m:t xml:space="preserve">90.000</m:t>
+        </m:r>
+        <m:r>
+          <m:t xml:space="preserve">-</m:t>
+        </m:r>
+        <m:r>
+          <m:t xml:space="preserve">22.500</m:t>
+        </m:r>
+        <m:r>
+          <m:t xml:space="preserve">=</m:t>
+        </m:r>
+      </m:oMath>
+      <w:r>
+        <w:rPr>
+          <w:b w:val="0"/>
+        </w:rPr>
+        <w:t xml:space="preserve"> $67.500.</w:t>
       </w:r>
     </w:p>
     <w:p>
@@ -1331,7 +3572,30 @@
         <w:rPr>
           <w:b w:val="0"/>
         </w:rPr>
-        <w:t xml:space="preserve">3. El almuerzo es 1/3 </w:t>
+        <w:t xml:space="preserve">3. El almuerzo es </w:t>
+      </w:r>
+      <m:oMath>
+        <m:f>
+          <m:fPr>
+            <m:ctrlPr/>
+          </m:fPr>
+          <m:num>
+            <m:r>
+              <m:t xml:space="preserve">1</m:t>
+            </m:r>
+          </m:num>
+          <m:den>
+            <m:r>
+              <m:t xml:space="preserve">3</m:t>
+            </m:r>
+          </m:den>
+        </m:f>
+      </m:oMath>
+      <w:r>
+        <w:rPr>
+          <w:b w:val="0"/>
+        </w:rPr>
+        <w:t xml:space="preserve"> </w:t>
       </w:r>
       <w:r>
         <w:rPr>
@@ -1343,7 +3607,48 @@
         <w:rPr>
           <w:b w:val="0"/>
         </w:rPr>
-        <w:t>, no de los $90.000 iniciales. Ese es el punto delicado del problema: 1/3 × 67.500 = $22.500.</w:t>
+        <w:t xml:space="preserve">, no de los $90.000 iniciales. Ese es el punto delicado del problema: </w:t>
+      </w:r>
+      <m:oMath>
+        <m:f>
+          <m:fPr>
+            <m:ctrlPr/>
+          </m:fPr>
+          <m:num>
+            <m:r>
+              <m:t xml:space="preserve">1</m:t>
+            </m:r>
+          </m:num>
+          <m:den>
+            <m:r>
+              <m:t xml:space="preserve">3</m:t>
+            </m:r>
+          </m:den>
+        </m:f>
+        <m:r>
+          <m:rPr>
+            <m:nor/>
+          </m:rPr>
+          <m:t xml:space="preserve">×</m:t>
+        </m:r>
+        <m:r>
+          <m:rPr>
+            <m:nor/>
+          </m:rPr>
+          <m:t xml:space="preserve"> </m:t>
+        </m:r>
+        <m:r>
+          <m:t xml:space="preserve">67.500</m:t>
+        </m:r>
+        <m:r>
+          <m:t xml:space="preserve">=</m:t>
+        </m:r>
+      </m:oMath>
+      <w:r>
+        <w:rPr>
+          <w:b w:val="0"/>
+        </w:rPr>
+        <w:t xml:space="preserve"> $22.500.</w:t>
       </w:r>
     </w:p>
     <w:p>
@@ -1354,7 +3659,27 @@
         <w:rPr>
           <w:b w:val="0"/>
         </w:rPr>
-        <w:t>4. Le quedan 67.500 − 22.500 = $45.000.</w:t>
+        <w:t xml:space="preserve">4. Le quedan </w:t>
+      </w:r>
+      <m:oMath>
+        <m:r>
+          <m:t xml:space="preserve">67.500</m:t>
+        </m:r>
+        <m:r>
+          <m:t xml:space="preserve">-</m:t>
+        </m:r>
+        <m:r>
+          <m:t xml:space="preserve">22.500</m:t>
+        </m:r>
+        <m:r>
+          <m:t xml:space="preserve">=</m:t>
+        </m:r>
+      </m:oMath>
+      <w:r>
+        <w:rPr>
+          <w:b w:val="0"/>
+        </w:rPr>
+        <w:t xml:space="preserve"> $45.000.</w:t>
       </w:r>
     </w:p>
     <w:p>
@@ -1365,7 +3690,36 @@
         <w:rPr>
           <w:b w:val="0"/>
         </w:rPr>
-        <w:t>5. Los pasajes: 2 × 3.200 = $6.400.</w:t>
+        <w:t xml:space="preserve">5. Los pasajes: </w:t>
+      </w:r>
+      <m:oMath>
+        <m:r>
+          <m:t xml:space="preserve">2</m:t>
+        </m:r>
+        <m:r>
+          <m:rPr>
+            <m:nor/>
+          </m:rPr>
+          <m:t xml:space="preserve">×</m:t>
+        </m:r>
+        <m:r>
+          <m:rPr>
+            <m:nor/>
+          </m:rPr>
+          <m:t xml:space="preserve"> </m:t>
+        </m:r>
+        <m:r>
+          <m:t xml:space="preserve">3.200</m:t>
+        </m:r>
+        <m:r>
+          <m:t xml:space="preserve">=</m:t>
+        </m:r>
+      </m:oMath>
+      <w:r>
+        <w:rPr>
+          <w:b w:val="0"/>
+        </w:rPr>
+        <w:t xml:space="preserve"> $6.400.</w:t>
       </w:r>
     </w:p>
     <w:p>
@@ -1376,7 +3730,27 @@
         <w:rPr>
           <w:b w:val="0"/>
         </w:rPr>
-        <w:t>6. Saldo final: 45.000 − 6.400 = $38.600.</w:t>
+        <w:t xml:space="preserve">6. Saldo final: </w:t>
+      </w:r>
+      <m:oMath>
+        <m:r>
+          <m:t xml:space="preserve">45.000</m:t>
+        </m:r>
+        <m:r>
+          <m:t xml:space="preserve">-</m:t>
+        </m:r>
+        <m:r>
+          <m:t xml:space="preserve">6.400</m:t>
+        </m:r>
+        <m:r>
+          <m:t xml:space="preserve">=</m:t>
+        </m:r>
+      </m:oMath>
+      <w:r>
+        <w:rPr>
+          <w:b w:val="0"/>
+        </w:rPr>
+        <w:t xml:space="preserve"> $38.600.</w:t>
       </w:r>
     </w:p>
     <w:p>
@@ -1440,8 +3814,129 @@
         <w:rPr>
           <w:b w:val="0"/>
         </w:rPr>
-        <w:t>1. Calcula: a) −7 + 12 b) −5 − 9 c) 8 − (−3) d) −4 × 6 e) −36 ÷ (−9)</w:t>
-      </w:r>
+        <w:t xml:space="preserve">1. Calcula: a) </w:t>
+      </w:r>
+      <m:oMath>
+        <m:r>
+          <m:t xml:space="preserve">-</m:t>
+        </m:r>
+        <m:r>
+          <m:t xml:space="preserve">7</m:t>
+        </m:r>
+        <m:r>
+          <m:t xml:space="preserve">+</m:t>
+        </m:r>
+        <m:r>
+          <m:t xml:space="preserve">12</m:t>
+        </m:r>
+      </m:oMath>
+      <w:r>
+        <w:rPr>
+          <w:b w:val="0"/>
+        </w:rPr>
+        <w:t xml:space="preserve"> b) </w:t>
+      </w:r>
+      <m:oMath>
+        <m:r>
+          <m:t xml:space="preserve">-</m:t>
+        </m:r>
+        <m:r>
+          <m:t xml:space="preserve">5</m:t>
+        </m:r>
+        <m:r>
+          <m:t xml:space="preserve">-</m:t>
+        </m:r>
+        <m:r>
+          <m:t xml:space="preserve">9</m:t>
+        </m:r>
+      </m:oMath>
+      <w:r>
+        <w:rPr>
+          <w:b w:val="0"/>
+        </w:rPr>
+        <w:t xml:space="preserve"> c) </w:t>
+      </w:r>
+      <m:oMath>
+        <m:r>
+          <m:t xml:space="preserve">8</m:t>
+        </m:r>
+        <m:r>
+          <m:t xml:space="preserve">-</m:t>
+        </m:r>
+        <m:r>
+          <m:t xml:space="preserve">(</m:t>
+        </m:r>
+        <m:r>
+          <m:t xml:space="preserve">-</m:t>
+        </m:r>
+        <m:r>
+          <m:t xml:space="preserve">3</m:t>
+        </m:r>
+        <m:r>
+          <m:t xml:space="preserve">)</m:t>
+        </m:r>
+      </m:oMath>
+      <w:r>
+        <w:rPr>
+          <w:b w:val="0"/>
+        </w:rPr>
+        <w:t xml:space="preserve"> d) </w:t>
+      </w:r>
+      <m:oMath>
+        <m:r>
+          <m:t xml:space="preserve">-</m:t>
+        </m:r>
+        <m:r>
+          <m:t xml:space="preserve">4</m:t>
+        </m:r>
+        <m:r>
+          <m:rPr>
+            <m:nor/>
+          </m:rPr>
+          <m:t xml:space="preserve">×</m:t>
+        </m:r>
+        <m:r>
+          <m:rPr>
+            <m:nor/>
+          </m:rPr>
+          <m:t xml:space="preserve"> </m:t>
+        </m:r>
+        <m:r>
+          <m:t xml:space="preserve">6</m:t>
+        </m:r>
+      </m:oMath>
+      <w:r>
+        <w:rPr>
+          <w:b w:val="0"/>
+        </w:rPr>
+        <w:t xml:space="preserve"> e) </w:t>
+      </w:r>
+      <m:oMath>
+        <m:r>
+          <m:t xml:space="preserve">-</m:t>
+        </m:r>
+        <m:r>
+          <m:t xml:space="preserve">36</m:t>
+        </m:r>
+        <m:r>
+          <m:rPr>
+            <m:nor/>
+          </m:rPr>
+          <m:t xml:space="preserve">÷</m:t>
+        </m:r>
+        <m:r>
+          <m:t xml:space="preserve">(</m:t>
+        </m:r>
+        <m:r>
+          <m:t xml:space="preserve">-</m:t>
+        </m:r>
+        <m:r>
+          <m:t xml:space="preserve">9</m:t>
+        </m:r>
+        <m:r>
+          <m:t xml:space="preserve">)</m:t>
+        </m:r>
+      </m:oMath>
     </w:p>
     <w:p>
       <w:pPr>
@@ -1451,8 +3946,142 @@
         <w:rPr>
           <w:b w:val="0"/>
         </w:rPr>
-        <w:t>2. Aplica la jerarquía: a) 5 + 3 × 4 b) (5 + 3) × 4 c) 20 − 6 ÷ 2 d) 2 + 3 × (7 − 5)</w:t>
-      </w:r>
+        <w:t xml:space="preserve">2. Aplica la jerarquía: a) </w:t>
+      </w:r>
+      <m:oMath>
+        <m:r>
+          <m:t xml:space="preserve">5</m:t>
+        </m:r>
+        <m:r>
+          <m:t xml:space="preserve">+</m:t>
+        </m:r>
+        <m:r>
+          <m:t xml:space="preserve">3</m:t>
+        </m:r>
+        <m:r>
+          <m:rPr>
+            <m:nor/>
+          </m:rPr>
+          <m:t xml:space="preserve">×</m:t>
+        </m:r>
+        <m:r>
+          <m:rPr>
+            <m:nor/>
+          </m:rPr>
+          <m:t xml:space="preserve"> </m:t>
+        </m:r>
+        <m:r>
+          <m:t xml:space="preserve">4</m:t>
+        </m:r>
+      </m:oMath>
+      <w:r>
+        <w:rPr>
+          <w:b w:val="0"/>
+        </w:rPr>
+        <w:t xml:space="preserve"> b) </w:t>
+      </w:r>
+      <m:oMath>
+        <m:r>
+          <m:t xml:space="preserve">(</m:t>
+        </m:r>
+        <m:r>
+          <m:t xml:space="preserve">5</m:t>
+        </m:r>
+        <m:r>
+          <m:t xml:space="preserve">+</m:t>
+        </m:r>
+        <m:r>
+          <m:t xml:space="preserve">3</m:t>
+        </m:r>
+        <m:r>
+          <m:t xml:space="preserve">)</m:t>
+        </m:r>
+        <m:r>
+          <m:rPr>
+            <m:nor/>
+          </m:rPr>
+          <m:t xml:space="preserve">×</m:t>
+        </m:r>
+        <m:r>
+          <m:rPr>
+            <m:nor/>
+          </m:rPr>
+          <m:t xml:space="preserve"> </m:t>
+        </m:r>
+        <m:r>
+          <m:t xml:space="preserve">4</m:t>
+        </m:r>
+      </m:oMath>
+      <w:r>
+        <w:rPr>
+          <w:b w:val="0"/>
+        </w:rPr>
+        <w:t xml:space="preserve"> c) </w:t>
+      </w:r>
+      <m:oMath>
+        <m:r>
+          <m:t xml:space="preserve">20</m:t>
+        </m:r>
+        <m:r>
+          <m:t xml:space="preserve">-</m:t>
+        </m:r>
+        <m:r>
+          <m:t xml:space="preserve">6</m:t>
+        </m:r>
+        <m:r>
+          <m:rPr>
+            <m:nor/>
+          </m:rPr>
+          <m:t xml:space="preserve">÷</m:t>
+        </m:r>
+        <m:r>
+          <m:rPr>
+            <m:nor/>
+          </m:rPr>
+          <m:t xml:space="preserve"> </m:t>
+        </m:r>
+        <m:r>
+          <m:t xml:space="preserve">2</m:t>
+        </m:r>
+      </m:oMath>
+      <w:r>
+        <w:rPr>
+          <w:b w:val="0"/>
+        </w:rPr>
+        <w:t xml:space="preserve"> d) </w:t>
+      </w:r>
+      <m:oMath>
+        <m:r>
+          <m:t xml:space="preserve">2</m:t>
+        </m:r>
+        <m:r>
+          <m:t xml:space="preserve">+</m:t>
+        </m:r>
+        <m:r>
+          <m:t xml:space="preserve">3</m:t>
+        </m:r>
+        <m:r>
+          <m:rPr>
+            <m:nor/>
+          </m:rPr>
+          <m:t xml:space="preserve">×</m:t>
+        </m:r>
+        <m:r>
+          <m:t xml:space="preserve">(</m:t>
+        </m:r>
+        <m:r>
+          <m:t xml:space="preserve">7</m:t>
+        </m:r>
+        <m:r>
+          <m:t xml:space="preserve">-</m:t>
+        </m:r>
+        <m:r>
+          <m:t xml:space="preserve">5</m:t>
+        </m:r>
+        <m:r>
+          <m:t xml:space="preserve">)</m:t>
+        </m:r>
+      </m:oMath>
     </w:p>
     <w:p>
       <w:pPr>
@@ -1462,8 +4091,99 @@
         <w:rPr>
           <w:b w:val="0"/>
         </w:rPr>
-        <w:t>3. Calcula: a) |−9| b) |4| c) |−2,5| d) |0| e) −|−6|</w:t>
-      </w:r>
+        <w:t xml:space="preserve">3. Calcula: a) </w:t>
+      </w:r>
+      <m:oMath>
+        <m:r>
+          <m:t xml:space="preserve">|</m:t>
+        </m:r>
+        <m:r>
+          <m:t xml:space="preserve">-</m:t>
+        </m:r>
+        <m:r>
+          <m:t xml:space="preserve">9</m:t>
+        </m:r>
+        <m:r>
+          <m:t xml:space="preserve">|</m:t>
+        </m:r>
+      </m:oMath>
+      <w:r>
+        <w:rPr>
+          <w:b w:val="0"/>
+        </w:rPr>
+        <w:t xml:space="preserve"> b) </w:t>
+      </w:r>
+      <m:oMath>
+        <m:r>
+          <m:t xml:space="preserve">|</m:t>
+        </m:r>
+        <m:r>
+          <m:t xml:space="preserve">4</m:t>
+        </m:r>
+        <m:r>
+          <m:t xml:space="preserve">|</m:t>
+        </m:r>
+      </m:oMath>
+      <w:r>
+        <w:rPr>
+          <w:b w:val="0"/>
+        </w:rPr>
+        <w:t xml:space="preserve"> c) </w:t>
+      </w:r>
+      <m:oMath>
+        <m:r>
+          <m:t xml:space="preserve">|</m:t>
+        </m:r>
+        <m:r>
+          <m:t xml:space="preserve">-</m:t>
+        </m:r>
+        <m:r>
+          <m:t xml:space="preserve">2,5</m:t>
+        </m:r>
+        <m:r>
+          <m:t xml:space="preserve">|</m:t>
+        </m:r>
+      </m:oMath>
+      <w:r>
+        <w:rPr>
+          <w:b w:val="0"/>
+        </w:rPr>
+        <w:t xml:space="preserve"> d) </w:t>
+      </w:r>
+      <m:oMath>
+        <m:r>
+          <m:t xml:space="preserve">|</m:t>
+        </m:r>
+        <m:r>
+          <m:t xml:space="preserve">0</m:t>
+        </m:r>
+        <m:r>
+          <m:t xml:space="preserve">|</m:t>
+        </m:r>
+      </m:oMath>
+      <w:r>
+        <w:rPr>
+          <w:b w:val="0"/>
+        </w:rPr>
+        <w:t xml:space="preserve"> e) </w:t>
+      </w:r>
+      <m:oMath>
+        <m:r>
+          <m:t xml:space="preserve">-</m:t>
+        </m:r>
+        <m:r>
+          <m:t xml:space="preserve">|</m:t>
+        </m:r>
+        <m:r>
+          <m:t xml:space="preserve">-</m:t>
+        </m:r>
+        <m:r>
+          <m:t xml:space="preserve">6</m:t>
+        </m:r>
+        <m:r>
+          <m:t xml:space="preserve">|</m:t>
+        </m:r>
+      </m:oMath>
     </w:p>
     <w:p>
       <w:pPr>
@@ -1497,8 +4217,171 @@
         <w:rPr>
           <w:b w:val="0"/>
         </w:rPr>
-        <w:t xml:space="preserve"> y corrige lo falso: a) −3 − 5 = −8 b) −2 × (−4) = −8 c) 10 ÷ (−5) = −2 d) |−7| = −7 e) 0 ÷ 5 = 0</w:t>
-      </w:r>
+        <w:t xml:space="preserve"> y corrige lo falso: a) </w:t>
+      </w:r>
+      <m:oMath>
+        <m:r>
+          <m:t xml:space="preserve">-</m:t>
+        </m:r>
+        <m:r>
+          <m:t xml:space="preserve">3</m:t>
+        </m:r>
+        <m:r>
+          <m:t xml:space="preserve">-</m:t>
+        </m:r>
+        <m:r>
+          <m:t xml:space="preserve">5</m:t>
+        </m:r>
+        <m:r>
+          <m:t xml:space="preserve">=</m:t>
+        </m:r>
+        <m:r>
+          <m:t xml:space="preserve">-</m:t>
+        </m:r>
+        <m:r>
+          <m:t xml:space="preserve">8</m:t>
+        </m:r>
+      </m:oMath>
+      <w:r>
+        <w:rPr>
+          <w:b w:val="0"/>
+        </w:rPr>
+        <w:t xml:space="preserve"> b) </w:t>
+      </w:r>
+      <m:oMath>
+        <m:r>
+          <m:t xml:space="preserve">-</m:t>
+        </m:r>
+        <m:r>
+          <m:t xml:space="preserve">2</m:t>
+        </m:r>
+        <m:r>
+          <m:rPr>
+            <m:nor/>
+          </m:rPr>
+          <m:t xml:space="preserve">×</m:t>
+        </m:r>
+        <m:r>
+          <m:t xml:space="preserve">(</m:t>
+        </m:r>
+        <m:r>
+          <m:t xml:space="preserve">-</m:t>
+        </m:r>
+        <m:r>
+          <m:t xml:space="preserve">4</m:t>
+        </m:r>
+        <m:r>
+          <m:t xml:space="preserve">)</m:t>
+        </m:r>
+        <m:r>
+          <m:t xml:space="preserve">=</m:t>
+        </m:r>
+        <m:r>
+          <m:t xml:space="preserve">-</m:t>
+        </m:r>
+        <m:r>
+          <m:t xml:space="preserve">8</m:t>
+        </m:r>
+      </m:oMath>
+      <w:r>
+        <w:rPr>
+          <w:b w:val="0"/>
+        </w:rPr>
+        <w:t xml:space="preserve"> c) </w:t>
+      </w:r>
+      <m:oMath>
+        <m:r>
+          <m:t xml:space="preserve">10</m:t>
+        </m:r>
+        <m:r>
+          <m:rPr>
+            <m:nor/>
+          </m:rPr>
+          <m:t xml:space="preserve">÷</m:t>
+        </m:r>
+        <m:r>
+          <m:t xml:space="preserve">(</m:t>
+        </m:r>
+        <m:r>
+          <m:t xml:space="preserve">-</m:t>
+        </m:r>
+        <m:r>
+          <m:t xml:space="preserve">5</m:t>
+        </m:r>
+        <m:r>
+          <m:t xml:space="preserve">)</m:t>
+        </m:r>
+        <m:r>
+          <m:t xml:space="preserve">=</m:t>
+        </m:r>
+        <m:r>
+          <m:t xml:space="preserve">-</m:t>
+        </m:r>
+        <m:r>
+          <m:t xml:space="preserve">2</m:t>
+        </m:r>
+      </m:oMath>
+      <w:r>
+        <w:rPr>
+          <w:b w:val="0"/>
+        </w:rPr>
+        <w:t xml:space="preserve"> d) </w:t>
+      </w:r>
+      <m:oMath>
+        <m:r>
+          <m:t xml:space="preserve">|</m:t>
+        </m:r>
+        <m:r>
+          <m:t xml:space="preserve">-</m:t>
+        </m:r>
+        <m:r>
+          <m:t xml:space="preserve">7</m:t>
+        </m:r>
+        <m:r>
+          <m:t xml:space="preserve">|</m:t>
+        </m:r>
+        <m:r>
+          <m:t xml:space="preserve">=</m:t>
+        </m:r>
+        <m:r>
+          <m:t xml:space="preserve">-</m:t>
+        </m:r>
+        <m:r>
+          <m:t xml:space="preserve">7</m:t>
+        </m:r>
+      </m:oMath>
+      <w:r>
+        <w:rPr>
+          <w:b w:val="0"/>
+        </w:rPr>
+        <w:t xml:space="preserve"> e) </w:t>
+      </w:r>
+      <m:oMath>
+        <m:r>
+          <m:t xml:space="preserve">0</m:t>
+        </m:r>
+        <m:r>
+          <m:rPr>
+            <m:nor/>
+          </m:rPr>
+          <m:t xml:space="preserve">÷</m:t>
+        </m:r>
+        <m:r>
+          <m:rPr>
+            <m:nor/>
+          </m:rPr>
+          <m:t xml:space="preserve"> </m:t>
+        </m:r>
+        <m:r>
+          <m:t xml:space="preserve">5</m:t>
+        </m:r>
+        <m:r>
+          <m:t xml:space="preserve">=</m:t>
+        </m:r>
+        <m:r>
+          <m:t xml:space="preserve">0</m:t>
+        </m:r>
+      </m:oMath>
     </w:p>
     <w:p>
       <w:pPr>
@@ -1508,8 +4391,190 @@
         <w:rPr>
           <w:b w:val="0"/>
         </w:rPr>
-        <w:t>5. Di qué propiedad se usó: a) 4 + 9 = 9 + 4 b) 2 × (5 + 3) = 2 × 5 + 2 × 3 c) (3 + 4) + 6 = 3 + (4 + 6) d) 7 × 1 = 7</w:t>
-      </w:r>
+        <w:t xml:space="preserve">5. Di qué propiedad se usó: a) </w:t>
+      </w:r>
+      <m:oMath>
+        <m:r>
+          <m:t xml:space="preserve">4</m:t>
+        </m:r>
+        <m:r>
+          <m:t xml:space="preserve">+</m:t>
+        </m:r>
+        <m:r>
+          <m:t xml:space="preserve">9</m:t>
+        </m:r>
+        <m:r>
+          <m:t xml:space="preserve">=</m:t>
+        </m:r>
+        <m:r>
+          <m:t xml:space="preserve">9</m:t>
+        </m:r>
+        <m:r>
+          <m:t xml:space="preserve">+</m:t>
+        </m:r>
+        <m:r>
+          <m:t xml:space="preserve">4</m:t>
+        </m:r>
+      </m:oMath>
+      <w:r>
+        <w:rPr>
+          <w:b w:val="0"/>
+        </w:rPr>
+        <w:t xml:space="preserve"> b) </w:t>
+      </w:r>
+      <m:oMath>
+        <m:r>
+          <m:t xml:space="preserve">2</m:t>
+        </m:r>
+        <m:r>
+          <m:rPr>
+            <m:nor/>
+          </m:rPr>
+          <m:t xml:space="preserve">×</m:t>
+        </m:r>
+        <m:r>
+          <m:t xml:space="preserve">(</m:t>
+        </m:r>
+        <m:r>
+          <m:t xml:space="preserve">5</m:t>
+        </m:r>
+        <m:r>
+          <m:t xml:space="preserve">+</m:t>
+        </m:r>
+        <m:r>
+          <m:t xml:space="preserve">3</m:t>
+        </m:r>
+        <m:r>
+          <m:t xml:space="preserve">)</m:t>
+        </m:r>
+        <m:r>
+          <m:t xml:space="preserve">=</m:t>
+        </m:r>
+        <m:r>
+          <m:t xml:space="preserve">2</m:t>
+        </m:r>
+        <m:r>
+          <m:rPr>
+            <m:nor/>
+          </m:rPr>
+          <m:t xml:space="preserve">×</m:t>
+        </m:r>
+        <m:r>
+          <m:rPr>
+            <m:nor/>
+          </m:rPr>
+          <m:t xml:space="preserve"> </m:t>
+        </m:r>
+        <m:r>
+          <m:t xml:space="preserve">5</m:t>
+        </m:r>
+        <m:r>
+          <m:t xml:space="preserve">+</m:t>
+        </m:r>
+        <m:r>
+          <m:t xml:space="preserve">2</m:t>
+        </m:r>
+        <m:r>
+          <m:rPr>
+            <m:nor/>
+          </m:rPr>
+          <m:t xml:space="preserve">×</m:t>
+        </m:r>
+        <m:r>
+          <m:rPr>
+            <m:nor/>
+          </m:rPr>
+          <m:t xml:space="preserve"> </m:t>
+        </m:r>
+        <m:r>
+          <m:t xml:space="preserve">3</m:t>
+        </m:r>
+      </m:oMath>
+      <w:r>
+        <w:rPr>
+          <w:b w:val="0"/>
+        </w:rPr>
+        <w:t xml:space="preserve"> c) </w:t>
+      </w:r>
+      <m:oMath>
+        <m:r>
+          <m:t xml:space="preserve">(</m:t>
+        </m:r>
+        <m:r>
+          <m:t xml:space="preserve">3</m:t>
+        </m:r>
+        <m:r>
+          <m:t xml:space="preserve">+</m:t>
+        </m:r>
+        <m:r>
+          <m:t xml:space="preserve">4</m:t>
+        </m:r>
+        <m:r>
+          <m:t xml:space="preserve">)</m:t>
+        </m:r>
+        <m:r>
+          <m:t xml:space="preserve">+</m:t>
+        </m:r>
+        <m:r>
+          <m:t xml:space="preserve">6</m:t>
+        </m:r>
+        <m:r>
+          <m:t xml:space="preserve">=</m:t>
+        </m:r>
+        <m:r>
+          <m:t xml:space="preserve">3</m:t>
+        </m:r>
+        <m:r>
+          <m:t xml:space="preserve">+</m:t>
+        </m:r>
+        <m:r>
+          <m:t xml:space="preserve">(</m:t>
+        </m:r>
+        <m:r>
+          <m:t xml:space="preserve">4</m:t>
+        </m:r>
+        <m:r>
+          <m:t xml:space="preserve">+</m:t>
+        </m:r>
+        <m:r>
+          <m:t xml:space="preserve">6</m:t>
+        </m:r>
+        <m:r>
+          <m:t xml:space="preserve">)</m:t>
+        </m:r>
+      </m:oMath>
+      <w:r>
+        <w:rPr>
+          <w:b w:val="0"/>
+        </w:rPr>
+        <w:t xml:space="preserve"> d) </w:t>
+      </w:r>
+      <m:oMath>
+        <m:r>
+          <m:t xml:space="preserve">7</m:t>
+        </m:r>
+        <m:r>
+          <m:rPr>
+            <m:nor/>
+          </m:rPr>
+          <m:t xml:space="preserve">×</m:t>
+        </m:r>
+        <m:r>
+          <m:rPr>
+            <m:nor/>
+          </m:rPr>
+          <m:t xml:space="preserve"> </m:t>
+        </m:r>
+        <m:r>
+          <m:t xml:space="preserve">1</m:t>
+        </m:r>
+        <m:r>
+          <m:t xml:space="preserve">=</m:t>
+        </m:r>
+        <m:r>
+          <m:t xml:space="preserve">7</m:t>
+        </m:r>
+      </m:oMath>
     </w:p>
     <w:p>
       <w:r>
@@ -1527,8 +4592,175 @@
         <w:rPr>
           <w:b w:val="0"/>
         </w:rPr>
-        <w:t>6. Opera con fracciones: a) 3/4 + 1/2 b) 2/3 − 5/6 c) 3/5 × 10/9 d) (−4/7) ÷ (2/3)</w:t>
-      </w:r>
+        <w:t xml:space="preserve">6. Opera con fracciones: a) </w:t>
+      </w:r>
+      <m:oMath>
+        <m:f>
+          <m:fPr>
+            <m:ctrlPr/>
+          </m:fPr>
+          <m:num>
+            <m:r>
+              <m:t xml:space="preserve">3</m:t>
+            </m:r>
+          </m:num>
+          <m:den>
+            <m:r>
+              <m:t xml:space="preserve">4</m:t>
+            </m:r>
+          </m:den>
+        </m:f>
+        <m:r>
+          <m:t xml:space="preserve">+</m:t>
+        </m:r>
+        <m:f>
+          <m:fPr>
+            <m:ctrlPr/>
+          </m:fPr>
+          <m:num>
+            <m:r>
+              <m:t xml:space="preserve">1</m:t>
+            </m:r>
+          </m:num>
+          <m:den>
+            <m:r>
+              <m:t xml:space="preserve">2</m:t>
+            </m:r>
+          </m:den>
+        </m:f>
+      </m:oMath>
+      <w:r>
+        <w:rPr>
+          <w:b w:val="0"/>
+        </w:rPr>
+        <w:t xml:space="preserve"> b) </w:t>
+      </w:r>
+      <m:oMath>
+        <m:f>
+          <m:fPr>
+            <m:ctrlPr/>
+          </m:fPr>
+          <m:num>
+            <m:r>
+              <m:t xml:space="preserve">2</m:t>
+            </m:r>
+          </m:num>
+          <m:den>
+            <m:r>
+              <m:t xml:space="preserve">3</m:t>
+            </m:r>
+          </m:den>
+        </m:f>
+        <m:r>
+          <m:t xml:space="preserve">-</m:t>
+        </m:r>
+        <m:f>
+          <m:fPr>
+            <m:ctrlPr/>
+          </m:fPr>
+          <m:num>
+            <m:r>
+              <m:t xml:space="preserve">5</m:t>
+            </m:r>
+          </m:num>
+          <m:den>
+            <m:r>
+              <m:t xml:space="preserve">6</m:t>
+            </m:r>
+          </m:den>
+        </m:f>
+      </m:oMath>
+      <w:r>
+        <w:rPr>
+          <w:b w:val="0"/>
+        </w:rPr>
+        <w:t xml:space="preserve"> c) </w:t>
+      </w:r>
+      <m:oMath>
+        <m:f>
+          <m:fPr>
+            <m:ctrlPr/>
+          </m:fPr>
+          <m:num>
+            <m:r>
+              <m:t xml:space="preserve">3</m:t>
+            </m:r>
+          </m:num>
+          <m:den>
+            <m:r>
+              <m:t xml:space="preserve">5</m:t>
+            </m:r>
+          </m:den>
+        </m:f>
+        <m:r>
+          <m:rPr>
+            <m:nor/>
+          </m:rPr>
+          <m:t xml:space="preserve">×</m:t>
+        </m:r>
+        <m:f>
+          <m:fPr>
+            <m:ctrlPr/>
+          </m:fPr>
+          <m:num>
+            <m:r>
+              <m:t xml:space="preserve">10</m:t>
+            </m:r>
+          </m:num>
+          <m:den>
+            <m:r>
+              <m:t xml:space="preserve">9</m:t>
+            </m:r>
+          </m:den>
+        </m:f>
+      </m:oMath>
+      <w:r>
+        <w:rPr>
+          <w:b w:val="0"/>
+        </w:rPr>
+        <w:t xml:space="preserve"> d) </w:t>
+      </w:r>
+      <m:oMath>
+        <m:r>
+          <m:t xml:space="preserve">-</m:t>
+        </m:r>
+        <m:f>
+          <m:fPr>
+            <m:ctrlPr/>
+          </m:fPr>
+          <m:num>
+            <m:r>
+              <m:t xml:space="preserve">4</m:t>
+            </m:r>
+          </m:num>
+          <m:den>
+            <m:r>
+              <m:t xml:space="preserve">7</m:t>
+            </m:r>
+          </m:den>
+        </m:f>
+        <m:r>
+          <m:rPr>
+            <m:nor/>
+          </m:rPr>
+          <m:t xml:space="preserve">÷</m:t>
+        </m:r>
+        <m:f>
+          <m:fPr>
+            <m:ctrlPr/>
+          </m:fPr>
+          <m:num>
+            <m:r>
+              <m:t xml:space="preserve">2</m:t>
+            </m:r>
+          </m:num>
+          <m:den>
+            <m:r>
+              <m:t xml:space="preserve">3</m:t>
+            </m:r>
+          </m:den>
+        </m:f>
+      </m:oMath>
     </w:p>
     <w:p>
       <w:pPr>
@@ -1538,8 +4770,184 @@
         <w:rPr>
           <w:b w:val="0"/>
         </w:rPr>
-        <w:t>7. Combina signos y jerarquía: a) −3 + 4 × (−2) b) (−2) × (−3) − 10 ÷ 5 c) 12 ÷ (−4) + 3 × (−1) d) −(5 − 8) + 2</w:t>
-      </w:r>
+        <w:t xml:space="preserve">7. Combina signos y jerarquía: a) </w:t>
+      </w:r>
+      <m:oMath>
+        <m:r>
+          <m:t xml:space="preserve">-</m:t>
+        </m:r>
+        <m:r>
+          <m:t xml:space="preserve">3</m:t>
+        </m:r>
+        <m:r>
+          <m:t xml:space="preserve">+</m:t>
+        </m:r>
+        <m:r>
+          <m:t xml:space="preserve">4</m:t>
+        </m:r>
+        <m:r>
+          <m:rPr>
+            <m:nor/>
+          </m:rPr>
+          <m:t xml:space="preserve">×</m:t>
+        </m:r>
+        <m:r>
+          <m:t xml:space="preserve">(</m:t>
+        </m:r>
+        <m:r>
+          <m:t xml:space="preserve">-</m:t>
+        </m:r>
+        <m:r>
+          <m:t xml:space="preserve">2</m:t>
+        </m:r>
+        <m:r>
+          <m:t xml:space="preserve">)</m:t>
+        </m:r>
+      </m:oMath>
+      <w:r>
+        <w:rPr>
+          <w:b w:val="0"/>
+        </w:rPr>
+        <w:t xml:space="preserve"> b) </w:t>
+      </w:r>
+      <m:oMath>
+        <m:r>
+          <m:t xml:space="preserve">(</m:t>
+        </m:r>
+        <m:r>
+          <m:t xml:space="preserve">-</m:t>
+        </m:r>
+        <m:r>
+          <m:t xml:space="preserve">2</m:t>
+        </m:r>
+        <m:r>
+          <m:t xml:space="preserve">)</m:t>
+        </m:r>
+        <m:r>
+          <m:rPr>
+            <m:nor/>
+          </m:rPr>
+          <m:t xml:space="preserve">×</m:t>
+        </m:r>
+        <m:r>
+          <m:t xml:space="preserve">(</m:t>
+        </m:r>
+        <m:r>
+          <m:t xml:space="preserve">-</m:t>
+        </m:r>
+        <m:r>
+          <m:t xml:space="preserve">3</m:t>
+        </m:r>
+        <m:r>
+          <m:t xml:space="preserve">)</m:t>
+        </m:r>
+        <m:r>
+          <m:t xml:space="preserve">-</m:t>
+        </m:r>
+        <m:r>
+          <m:t xml:space="preserve">10</m:t>
+        </m:r>
+        <m:r>
+          <m:rPr>
+            <m:nor/>
+          </m:rPr>
+          <m:t xml:space="preserve">÷</m:t>
+        </m:r>
+        <m:r>
+          <m:rPr>
+            <m:nor/>
+          </m:rPr>
+          <m:t xml:space="preserve"> </m:t>
+        </m:r>
+        <m:r>
+          <m:t xml:space="preserve">5</m:t>
+        </m:r>
+      </m:oMath>
+      <w:r>
+        <w:rPr>
+          <w:b w:val="0"/>
+        </w:rPr>
+        <w:t xml:space="preserve"> c) </w:t>
+      </w:r>
+      <m:oMath>
+        <m:r>
+          <m:t xml:space="preserve">12</m:t>
+        </m:r>
+        <m:r>
+          <m:rPr>
+            <m:nor/>
+          </m:rPr>
+          <m:t xml:space="preserve">÷</m:t>
+        </m:r>
+        <m:r>
+          <m:t xml:space="preserve">(</m:t>
+        </m:r>
+        <m:r>
+          <m:t xml:space="preserve">-</m:t>
+        </m:r>
+        <m:r>
+          <m:t xml:space="preserve">4</m:t>
+        </m:r>
+        <m:r>
+          <m:t xml:space="preserve">)</m:t>
+        </m:r>
+        <m:r>
+          <m:t xml:space="preserve">+</m:t>
+        </m:r>
+        <m:r>
+          <m:t xml:space="preserve">3</m:t>
+        </m:r>
+        <m:r>
+          <m:rPr>
+            <m:nor/>
+          </m:rPr>
+          <m:t xml:space="preserve">×</m:t>
+        </m:r>
+        <m:r>
+          <m:t xml:space="preserve">(</m:t>
+        </m:r>
+        <m:r>
+          <m:t xml:space="preserve">-</m:t>
+        </m:r>
+        <m:r>
+          <m:t xml:space="preserve">1</m:t>
+        </m:r>
+        <m:r>
+          <m:t xml:space="preserve">)</m:t>
+        </m:r>
+      </m:oMath>
+      <w:r>
+        <w:rPr>
+          <w:b w:val="0"/>
+        </w:rPr>
+        <w:t xml:space="preserve"> d) </w:t>
+      </w:r>
+      <m:oMath>
+        <m:r>
+          <m:t xml:space="preserve">-</m:t>
+        </m:r>
+        <m:r>
+          <m:t xml:space="preserve">(</m:t>
+        </m:r>
+        <m:r>
+          <m:t xml:space="preserve">5</m:t>
+        </m:r>
+        <m:r>
+          <m:t xml:space="preserve">-</m:t>
+        </m:r>
+        <m:r>
+          <m:t xml:space="preserve">8</m:t>
+        </m:r>
+        <m:r>
+          <m:t xml:space="preserve">)</m:t>
+        </m:r>
+        <m:r>
+          <m:t xml:space="preserve">+</m:t>
+        </m:r>
+        <m:r>
+          <m:t xml:space="preserve">2</m:t>
+        </m:r>
+      </m:oMath>
     </w:p>
     <w:p>
       <w:pPr>
@@ -1549,8 +4957,118 @@
         <w:rPr>
           <w:b w:val="0"/>
         </w:rPr>
-        <w:t>8. Mezcla decimales y fracciones: a) 0,5 + 1/4 b) 1,2 × 5 − 3 c) 2/5 de 300 d) 0,25 × 80 + 10</w:t>
-      </w:r>
+        <w:t xml:space="preserve">8. Mezcla decimales y fracciones: a) </w:t>
+      </w:r>
+      <m:oMath>
+        <m:r>
+          <m:t xml:space="preserve">0,5</m:t>
+        </m:r>
+        <m:r>
+          <m:t xml:space="preserve">+</m:t>
+        </m:r>
+        <m:f>
+          <m:fPr>
+            <m:ctrlPr/>
+          </m:fPr>
+          <m:num>
+            <m:r>
+              <m:t xml:space="preserve">1</m:t>
+            </m:r>
+          </m:num>
+          <m:den>
+            <m:r>
+              <m:t xml:space="preserve">4</m:t>
+            </m:r>
+          </m:den>
+        </m:f>
+      </m:oMath>
+      <w:r>
+        <w:rPr>
+          <w:b w:val="0"/>
+        </w:rPr>
+        <w:t xml:space="preserve"> b) </w:t>
+      </w:r>
+      <m:oMath>
+        <m:r>
+          <m:t xml:space="preserve">1,2</m:t>
+        </m:r>
+        <m:r>
+          <m:rPr>
+            <m:nor/>
+          </m:rPr>
+          <m:t xml:space="preserve">×</m:t>
+        </m:r>
+        <m:r>
+          <m:rPr>
+            <m:nor/>
+          </m:rPr>
+          <m:t xml:space="preserve"> </m:t>
+        </m:r>
+        <m:r>
+          <m:t xml:space="preserve">5</m:t>
+        </m:r>
+        <m:r>
+          <m:t xml:space="preserve">-</m:t>
+        </m:r>
+        <m:r>
+          <m:t xml:space="preserve">3</m:t>
+        </m:r>
+      </m:oMath>
+      <w:r>
+        <w:rPr>
+          <w:b w:val="0"/>
+        </w:rPr>
+        <w:t xml:space="preserve"> c) </w:t>
+      </w:r>
+      <m:oMath>
+        <m:f>
+          <m:fPr>
+            <m:ctrlPr/>
+          </m:fPr>
+          <m:num>
+            <m:r>
+              <m:t xml:space="preserve">2</m:t>
+            </m:r>
+          </m:num>
+          <m:den>
+            <m:r>
+              <m:t xml:space="preserve">5</m:t>
+            </m:r>
+          </m:den>
+        </m:f>
+      </m:oMath>
+      <w:r>
+        <w:rPr>
+          <w:b w:val="0"/>
+        </w:rPr>
+        <w:t xml:space="preserve"> de 300 d) </w:t>
+      </w:r>
+      <m:oMath>
+        <m:r>
+          <m:t xml:space="preserve">0,25</m:t>
+        </m:r>
+        <m:r>
+          <m:rPr>
+            <m:nor/>
+          </m:rPr>
+          <m:t xml:space="preserve">×</m:t>
+        </m:r>
+        <m:r>
+          <m:rPr>
+            <m:nor/>
+          </m:rPr>
+          <m:t xml:space="preserve"> </m:t>
+        </m:r>
+        <m:r>
+          <m:t xml:space="preserve">80</m:t>
+        </m:r>
+        <m:r>
+          <m:t xml:space="preserve">+</m:t>
+        </m:r>
+        <m:r>
+          <m:t xml:space="preserve">10</m:t>
+        </m:r>
+      </m:oMath>
     </w:p>
     <w:p>
       <w:pPr>
@@ -1560,8 +5078,80 @@
         <w:rPr>
           <w:b w:val="0"/>
         </w:rPr>
-        <w:t>9. Usa la propiedad distributiva para calcular mentalmente y explica cómo lo hiciste: a) 7 × 103 b) 12 × 99 c) 25 × 44</w:t>
-      </w:r>
+        <w:t xml:space="preserve">9. Usa la propiedad distributiva para calcular mentalmente y explica cómo lo hiciste: a) </w:t>
+      </w:r>
+      <m:oMath>
+        <m:r>
+          <m:t xml:space="preserve">7</m:t>
+        </m:r>
+        <m:r>
+          <m:rPr>
+            <m:nor/>
+          </m:rPr>
+          <m:t xml:space="preserve">×</m:t>
+        </m:r>
+        <m:r>
+          <m:rPr>
+            <m:nor/>
+          </m:rPr>
+          <m:t xml:space="preserve"> </m:t>
+        </m:r>
+        <m:r>
+          <m:t xml:space="preserve">103</m:t>
+        </m:r>
+      </m:oMath>
+      <w:r>
+        <w:rPr>
+          <w:b w:val="0"/>
+        </w:rPr>
+        <w:t xml:space="preserve"> b) </w:t>
+      </w:r>
+      <m:oMath>
+        <m:r>
+          <m:t xml:space="preserve">12</m:t>
+        </m:r>
+        <m:r>
+          <m:rPr>
+            <m:nor/>
+          </m:rPr>
+          <m:t xml:space="preserve">×</m:t>
+        </m:r>
+        <m:r>
+          <m:rPr>
+            <m:nor/>
+          </m:rPr>
+          <m:t xml:space="preserve"> </m:t>
+        </m:r>
+        <m:r>
+          <m:t xml:space="preserve">99</m:t>
+        </m:r>
+      </m:oMath>
+      <w:r>
+        <w:rPr>
+          <w:b w:val="0"/>
+        </w:rPr>
+        <w:t xml:space="preserve"> c) </w:t>
+      </w:r>
+      <m:oMath>
+        <m:r>
+          <m:t xml:space="preserve">25</m:t>
+        </m:r>
+        <m:r>
+          <m:rPr>
+            <m:nor/>
+          </m:rPr>
+          <m:t xml:space="preserve">×</m:t>
+        </m:r>
+        <m:r>
+          <m:rPr>
+            <m:nor/>
+          </m:rPr>
+          <m:t xml:space="preserve"> </m:t>
+        </m:r>
+        <m:r>
+          <m:t xml:space="preserve">44</m:t>
+        </m:r>
+      </m:oMath>
     </w:p>
     <w:p>
       <w:pPr>
@@ -1571,7 +5161,45 @@
         <w:rPr>
           <w:b w:val="0"/>
         </w:rPr>
-        <w:t>10. Un estudiante escribió: 8 − 3 × 2 = 10. ¿Dónde está el error y cuál es el resultado correcto?</w:t>
+        <w:t xml:space="preserve">10. Un estudiante escribió: </w:t>
+      </w:r>
+      <m:oMath>
+        <m:r>
+          <m:t xml:space="preserve">8</m:t>
+        </m:r>
+        <m:r>
+          <m:t xml:space="preserve">-</m:t>
+        </m:r>
+        <m:r>
+          <m:t xml:space="preserve">3</m:t>
+        </m:r>
+        <m:r>
+          <m:rPr>
+            <m:nor/>
+          </m:rPr>
+          <m:t xml:space="preserve">×</m:t>
+        </m:r>
+        <m:r>
+          <m:rPr>
+            <m:nor/>
+          </m:rPr>
+          <m:t xml:space="preserve"> </m:t>
+        </m:r>
+        <m:r>
+          <m:t xml:space="preserve">2</m:t>
+        </m:r>
+        <m:r>
+          <m:t xml:space="preserve">=</m:t>
+        </m:r>
+        <m:r>
+          <m:t xml:space="preserve">10</m:t>
+        </m:r>
+      </m:oMath>
+      <w:r>
+        <w:rPr>
+          <w:b w:val="0"/>
+        </w:rPr>
+        <w:t>. ¿Dónde está el error y cuál es el resultado correcto?</w:t>
       </w:r>
     </w:p>
     <w:p>
@@ -1601,7 +5229,30 @@
         <w:rPr>
           <w:b w:val="0"/>
         </w:rPr>
-        <w:t>12. Camilo tiene $250.000. Gasta 2/5 en un pantalón y después $30.000 en comida. ¿Cuánto le queda?</w:t>
+        <w:t xml:space="preserve">12. Camilo tiene $250.000. Gasta </w:t>
+      </w:r>
+      <m:oMath>
+        <m:f>
+          <m:fPr>
+            <m:ctrlPr/>
+          </m:fPr>
+          <m:num>
+            <m:r>
+              <m:t xml:space="preserve">2</m:t>
+            </m:r>
+          </m:num>
+          <m:den>
+            <m:r>
+              <m:t xml:space="preserve">5</m:t>
+            </m:r>
+          </m:den>
+        </m:f>
+      </m:oMath>
+      <w:r>
+        <w:rPr>
+          <w:b w:val="0"/>
+        </w:rPr>
+        <w:t xml:space="preserve"> en un pantalón y después $30.000 en comida. ¿Cuánto le queda?</w:t>
       </w:r>
     </w:p>
     <w:p>
@@ -1676,8 +5327,63 @@
         <w:rPr>
           <w:b w:val="0"/>
         </w:rPr>
-        <w:t>1. a) 5 b) −14 c) 11 d) −24 e) 4</w:t>
-      </w:r>
+        <w:t xml:space="preserve">1. a) </w:t>
+      </w:r>
+      <m:oMath>
+        <m:r>
+          <m:t xml:space="preserve">5</m:t>
+        </m:r>
+      </m:oMath>
+      <w:r>
+        <w:rPr>
+          <w:b w:val="0"/>
+        </w:rPr>
+        <w:t xml:space="preserve"> b) </w:t>
+      </w:r>
+      <m:oMath>
+        <m:r>
+          <m:t xml:space="preserve">-</m:t>
+        </m:r>
+        <m:r>
+          <m:t xml:space="preserve">14</m:t>
+        </m:r>
+      </m:oMath>
+      <w:r>
+        <w:rPr>
+          <w:b w:val="0"/>
+        </w:rPr>
+        <w:t xml:space="preserve"> c) </w:t>
+      </w:r>
+      <m:oMath>
+        <m:r>
+          <m:t xml:space="preserve">11</m:t>
+        </m:r>
+      </m:oMath>
+      <w:r>
+        <w:rPr>
+          <w:b w:val="0"/>
+        </w:rPr>
+        <w:t xml:space="preserve"> d) </w:t>
+      </w:r>
+      <m:oMath>
+        <m:r>
+          <m:t xml:space="preserve">-</m:t>
+        </m:r>
+        <m:r>
+          <m:t xml:space="preserve">24</m:t>
+        </m:r>
+      </m:oMath>
+      <w:r>
+        <w:rPr>
+          <w:b w:val="0"/>
+        </w:rPr>
+        <w:t xml:space="preserve"> e) </w:t>
+      </w:r>
+      <m:oMath>
+        <m:r>
+          <m:t xml:space="preserve">4</m:t>
+        </m:r>
+      </m:oMath>
     </w:p>
     <w:p>
       <w:pPr>
@@ -1687,8 +5393,46 @@
         <w:rPr>
           <w:b w:val="0"/>
         </w:rPr>
-        <w:t>2. a) 17 b) 32 c) 17 d) 8</w:t>
-      </w:r>
+        <w:t xml:space="preserve">2. a) </w:t>
+      </w:r>
+      <m:oMath>
+        <m:r>
+          <m:t xml:space="preserve">17</m:t>
+        </m:r>
+      </m:oMath>
+      <w:r>
+        <w:rPr>
+          <w:b w:val="0"/>
+        </w:rPr>
+        <w:t xml:space="preserve"> b) </w:t>
+      </w:r>
+      <m:oMath>
+        <m:r>
+          <m:t xml:space="preserve">32</m:t>
+        </m:r>
+      </m:oMath>
+      <w:r>
+        <w:rPr>
+          <w:b w:val="0"/>
+        </w:rPr>
+        <w:t xml:space="preserve"> c) </w:t>
+      </w:r>
+      <m:oMath>
+        <m:r>
+          <m:t xml:space="preserve">17</m:t>
+        </m:r>
+      </m:oMath>
+      <w:r>
+        <w:rPr>
+          <w:b w:val="0"/>
+        </w:rPr>
+        <w:t xml:space="preserve"> d) </w:t>
+      </w:r>
+      <m:oMath>
+        <m:r>
+          <m:t xml:space="preserve">8</m:t>
+        </m:r>
+      </m:oMath>
     </w:p>
     <w:p>
       <w:pPr>
@@ -1698,8 +5442,60 @@
         <w:rPr>
           <w:b w:val="0"/>
         </w:rPr>
-        <w:t>3. a) 9 b) 4 c) 2,5 d) 0 e) −6</w:t>
-      </w:r>
+        <w:t xml:space="preserve">3. a) </w:t>
+      </w:r>
+      <m:oMath>
+        <m:r>
+          <m:t xml:space="preserve">9</m:t>
+        </m:r>
+      </m:oMath>
+      <w:r>
+        <w:rPr>
+          <w:b w:val="0"/>
+        </w:rPr>
+        <w:t xml:space="preserve"> b) </w:t>
+      </w:r>
+      <m:oMath>
+        <m:r>
+          <m:t xml:space="preserve">4</m:t>
+        </m:r>
+      </m:oMath>
+      <w:r>
+        <w:rPr>
+          <w:b w:val="0"/>
+        </w:rPr>
+        <w:t xml:space="preserve"> c) </w:t>
+      </w:r>
+      <m:oMath>
+        <m:r>
+          <m:t xml:space="preserve">2,5</m:t>
+        </m:r>
+      </m:oMath>
+      <w:r>
+        <w:rPr>
+          <w:b w:val="0"/>
+        </w:rPr>
+        <w:t xml:space="preserve"> d) </w:t>
+      </w:r>
+      <m:oMath>
+        <m:r>
+          <m:t xml:space="preserve">0</m:t>
+        </m:r>
+      </m:oMath>
+      <w:r>
+        <w:rPr>
+          <w:b w:val="0"/>
+        </w:rPr>
+        <w:t xml:space="preserve"> e) </w:t>
+      </w:r>
+      <m:oMath>
+        <m:r>
+          <m:t xml:space="preserve">-</m:t>
+        </m:r>
+        <m:r>
+          <m:t xml:space="preserve">6</m:t>
+        </m:r>
+      </m:oMath>
     </w:p>
     <w:p>
       <w:pPr>
@@ -1709,7 +5505,29 @@
         <w:rPr>
           <w:b w:val="0"/>
         </w:rPr>
-        <w:t>4. a) V. b) F: signos iguales dan positivo, es 8. c) V. d) F: es 7. e) V.</w:t>
+        <w:t xml:space="preserve">4. a) V. b) F: signos iguales dan positivo, es </w:t>
+      </w:r>
+      <m:oMath>
+        <m:r>
+          <m:t xml:space="preserve">8</m:t>
+        </m:r>
+      </m:oMath>
+      <w:r>
+        <w:rPr>
+          <w:b w:val="0"/>
+        </w:rPr>
+        <w:t xml:space="preserve">. c) V. d) F: es </w:t>
+      </w:r>
+      <m:oMath>
+        <m:r>
+          <m:t xml:space="preserve">7</m:t>
+        </m:r>
+      </m:oMath>
+      <w:r>
+        <w:rPr>
+          <w:b w:val="0"/>
+        </w:rPr>
+        <w:t>. e) V.</w:t>
       </w:r>
     </w:p>
     <w:p>
@@ -1731,8 +5549,100 @@
         <w:rPr>
           <w:b w:val="0"/>
         </w:rPr>
-        <w:t>6. a) 5/4 b) −1/6 c) 2/3 d) −6/7</w:t>
-      </w:r>
+        <w:t xml:space="preserve">6. a) </w:t>
+      </w:r>
+      <m:oMath>
+        <m:f>
+          <m:fPr>
+            <m:ctrlPr/>
+          </m:fPr>
+          <m:num>
+            <m:r>
+              <m:t xml:space="preserve">5</m:t>
+            </m:r>
+          </m:num>
+          <m:den>
+            <m:r>
+              <m:t xml:space="preserve">4</m:t>
+            </m:r>
+          </m:den>
+        </m:f>
+      </m:oMath>
+      <w:r>
+        <w:rPr>
+          <w:b w:val="0"/>
+        </w:rPr>
+        <w:t xml:space="preserve"> b) </w:t>
+      </w:r>
+      <m:oMath>
+        <m:r>
+          <m:t xml:space="preserve">-</m:t>
+        </m:r>
+        <m:f>
+          <m:fPr>
+            <m:ctrlPr/>
+          </m:fPr>
+          <m:num>
+            <m:r>
+              <m:t xml:space="preserve">1</m:t>
+            </m:r>
+          </m:num>
+          <m:den>
+            <m:r>
+              <m:t xml:space="preserve">6</m:t>
+            </m:r>
+          </m:den>
+        </m:f>
+      </m:oMath>
+      <w:r>
+        <w:rPr>
+          <w:b w:val="0"/>
+        </w:rPr>
+        <w:t xml:space="preserve"> c) </w:t>
+      </w:r>
+      <m:oMath>
+        <m:f>
+          <m:fPr>
+            <m:ctrlPr/>
+          </m:fPr>
+          <m:num>
+            <m:r>
+              <m:t xml:space="preserve">2</m:t>
+            </m:r>
+          </m:num>
+          <m:den>
+            <m:r>
+              <m:t xml:space="preserve">3</m:t>
+            </m:r>
+          </m:den>
+        </m:f>
+      </m:oMath>
+      <w:r>
+        <w:rPr>
+          <w:b w:val="0"/>
+        </w:rPr>
+        <w:t xml:space="preserve"> d) </w:t>
+      </w:r>
+      <m:oMath>
+        <m:r>
+          <m:t xml:space="preserve">-</m:t>
+        </m:r>
+        <m:f>
+          <m:fPr>
+            <m:ctrlPr/>
+          </m:fPr>
+          <m:num>
+            <m:r>
+              <m:t xml:space="preserve">6</m:t>
+            </m:r>
+          </m:num>
+          <m:den>
+            <m:r>
+              <m:t xml:space="preserve">7</m:t>
+            </m:r>
+          </m:den>
+        </m:f>
+      </m:oMath>
     </w:p>
     <w:p>
       <w:pPr>
@@ -1742,7 +5652,130 @@
         <w:rPr>
           <w:b w:val="0"/>
         </w:rPr>
-        <w:t>7. a) −11 b) 4 c) −6 d) 5. En d): −(5 − 8) = −(−3) = 3, y 3 + 2 = 5.</w:t>
+        <w:t xml:space="preserve">7. a) </w:t>
+      </w:r>
+      <m:oMath>
+        <m:r>
+          <m:t xml:space="preserve">-</m:t>
+        </m:r>
+        <m:r>
+          <m:t xml:space="preserve">11</m:t>
+        </m:r>
+      </m:oMath>
+      <w:r>
+        <w:rPr>
+          <w:b w:val="0"/>
+        </w:rPr>
+        <w:t xml:space="preserve"> b) </w:t>
+      </w:r>
+      <m:oMath>
+        <m:r>
+          <m:t xml:space="preserve">4</m:t>
+        </m:r>
+      </m:oMath>
+      <w:r>
+        <w:rPr>
+          <w:b w:val="0"/>
+        </w:rPr>
+        <w:t xml:space="preserve"> c) </w:t>
+      </w:r>
+      <m:oMath>
+        <m:r>
+          <m:t xml:space="preserve">-</m:t>
+        </m:r>
+        <m:r>
+          <m:t xml:space="preserve">6</m:t>
+        </m:r>
+      </m:oMath>
+      <w:r>
+        <w:rPr>
+          <w:b w:val="0"/>
+        </w:rPr>
+        <w:t xml:space="preserve"> d) </w:t>
+      </w:r>
+      <m:oMath>
+        <m:r>
+          <m:t xml:space="preserve">5</m:t>
+        </m:r>
+      </m:oMath>
+      <w:r>
+        <w:rPr>
+          <w:b w:val="0"/>
+        </w:rPr>
+        <w:t xml:space="preserve">. En d): </w:t>
+      </w:r>
+      <m:oMath>
+        <m:r>
+          <m:t xml:space="preserve">-</m:t>
+        </m:r>
+        <m:r>
+          <m:t xml:space="preserve">(</m:t>
+        </m:r>
+        <m:r>
+          <m:t xml:space="preserve">5</m:t>
+        </m:r>
+        <m:r>
+          <m:t xml:space="preserve">-</m:t>
+        </m:r>
+        <m:r>
+          <m:t xml:space="preserve">8</m:t>
+        </m:r>
+        <m:r>
+          <m:t xml:space="preserve">)</m:t>
+        </m:r>
+        <m:r>
+          <m:t xml:space="preserve">=</m:t>
+        </m:r>
+        <m:r>
+          <m:t xml:space="preserve">-</m:t>
+        </m:r>
+        <m:r>
+          <m:t xml:space="preserve">(</m:t>
+        </m:r>
+        <m:r>
+          <m:t xml:space="preserve">-</m:t>
+        </m:r>
+        <m:r>
+          <m:t xml:space="preserve">3</m:t>
+        </m:r>
+        <m:r>
+          <m:t xml:space="preserve">)</m:t>
+        </m:r>
+        <m:r>
+          <m:t xml:space="preserve">=</m:t>
+        </m:r>
+        <m:r>
+          <m:t xml:space="preserve">3</m:t>
+        </m:r>
+      </m:oMath>
+      <w:r>
+        <w:rPr>
+          <w:b w:val="0"/>
+        </w:rPr>
+        <w:t xml:space="preserve">, y </w:t>
+      </w:r>
+      <m:oMath>
+        <m:r>
+          <m:t xml:space="preserve">3</m:t>
+        </m:r>
+        <m:r>
+          <m:t xml:space="preserve">+</m:t>
+        </m:r>
+        <m:r>
+          <m:t xml:space="preserve">2</m:t>
+        </m:r>
+        <m:r>
+          <m:t xml:space="preserve">=</m:t>
+        </m:r>
+        <m:r>
+          <m:t xml:space="preserve">5</m:t>
+        </m:r>
+      </m:oMath>
+      <w:r>
+        <w:rPr>
+          <w:b w:val="0"/>
+        </w:rPr>
+        <w:t>.</w:t>
       </w:r>
     </w:p>
     <w:p>
@@ -1753,8 +5786,46 @@
         <w:rPr>
           <w:b w:val="0"/>
         </w:rPr>
-        <w:t>8. a) 0,75 b) 3 c) 120 d) 30</w:t>
-      </w:r>
+        <w:t xml:space="preserve">8. a) </w:t>
+      </w:r>
+      <m:oMath>
+        <m:r>
+          <m:t xml:space="preserve">0,75</m:t>
+        </m:r>
+      </m:oMath>
+      <w:r>
+        <w:rPr>
+          <w:b w:val="0"/>
+        </w:rPr>
+        <w:t xml:space="preserve"> b) </w:t>
+      </w:r>
+      <m:oMath>
+        <m:r>
+          <m:t xml:space="preserve">3</m:t>
+        </m:r>
+      </m:oMath>
+      <w:r>
+        <w:rPr>
+          <w:b w:val="0"/>
+        </w:rPr>
+        <w:t xml:space="preserve"> c) </w:t>
+      </w:r>
+      <m:oMath>
+        <m:r>
+          <m:t xml:space="preserve">120</m:t>
+        </m:r>
+      </m:oMath>
+      <w:r>
+        <w:rPr>
+          <w:b w:val="0"/>
+        </w:rPr>
+        <w:t xml:space="preserve"> d) </w:t>
+      </w:r>
+      <m:oMath>
+        <m:r>
+          <m:t xml:space="preserve">30</m:t>
+        </m:r>
+      </m:oMath>
     </w:p>
     <w:p>
       <w:pPr>
@@ -1764,8 +5835,173 @@
         <w:rPr>
           <w:b w:val="0"/>
         </w:rPr>
-        <w:t>9. a) 7 × 100 + 7 × 3 = 721 b) 12 × 100 − 12 × 1 = 1.188 c) 25 × 40 + 25 × 4 = 1.000 + 100 = 1.100</w:t>
-      </w:r>
+        <w:t xml:space="preserve">9. a) </w:t>
+      </w:r>
+      <m:oMath>
+        <m:r>
+          <m:t xml:space="preserve">7</m:t>
+        </m:r>
+        <m:r>
+          <m:rPr>
+            <m:nor/>
+          </m:rPr>
+          <m:t xml:space="preserve">×</m:t>
+        </m:r>
+        <m:r>
+          <m:rPr>
+            <m:nor/>
+          </m:rPr>
+          <m:t xml:space="preserve"> </m:t>
+        </m:r>
+        <m:r>
+          <m:t xml:space="preserve">100</m:t>
+        </m:r>
+        <m:r>
+          <m:t xml:space="preserve">+</m:t>
+        </m:r>
+        <m:r>
+          <m:t xml:space="preserve">7</m:t>
+        </m:r>
+        <m:r>
+          <m:rPr>
+            <m:nor/>
+          </m:rPr>
+          <m:t xml:space="preserve">×</m:t>
+        </m:r>
+        <m:r>
+          <m:rPr>
+            <m:nor/>
+          </m:rPr>
+          <m:t xml:space="preserve"> </m:t>
+        </m:r>
+        <m:r>
+          <m:t xml:space="preserve">3</m:t>
+        </m:r>
+        <m:r>
+          <m:t xml:space="preserve">=</m:t>
+        </m:r>
+        <m:r>
+          <m:t xml:space="preserve">721</m:t>
+        </m:r>
+      </m:oMath>
+      <w:r>
+        <w:rPr>
+          <w:b w:val="0"/>
+        </w:rPr>
+        <w:t xml:space="preserve"> b) </w:t>
+      </w:r>
+      <m:oMath>
+        <m:r>
+          <m:t xml:space="preserve">12</m:t>
+        </m:r>
+        <m:r>
+          <m:rPr>
+            <m:nor/>
+          </m:rPr>
+          <m:t xml:space="preserve">×</m:t>
+        </m:r>
+        <m:r>
+          <m:rPr>
+            <m:nor/>
+          </m:rPr>
+          <m:t xml:space="preserve"> </m:t>
+        </m:r>
+        <m:r>
+          <m:t xml:space="preserve">100</m:t>
+        </m:r>
+        <m:r>
+          <m:t xml:space="preserve">-</m:t>
+        </m:r>
+        <m:r>
+          <m:t xml:space="preserve">12</m:t>
+        </m:r>
+        <m:r>
+          <m:rPr>
+            <m:nor/>
+          </m:rPr>
+          <m:t xml:space="preserve">×</m:t>
+        </m:r>
+        <m:r>
+          <m:rPr>
+            <m:nor/>
+          </m:rPr>
+          <m:t xml:space="preserve"> </m:t>
+        </m:r>
+        <m:r>
+          <m:t xml:space="preserve">1</m:t>
+        </m:r>
+        <m:r>
+          <m:t xml:space="preserve">=</m:t>
+        </m:r>
+        <m:r>
+          <m:t xml:space="preserve">1.188</m:t>
+        </m:r>
+      </m:oMath>
+      <w:r>
+        <w:rPr>
+          <w:b w:val="0"/>
+        </w:rPr>
+        <w:t xml:space="preserve"> c) </w:t>
+      </w:r>
+      <m:oMath>
+        <m:r>
+          <m:t xml:space="preserve">25</m:t>
+        </m:r>
+        <m:r>
+          <m:rPr>
+            <m:nor/>
+          </m:rPr>
+          <m:t xml:space="preserve">×</m:t>
+        </m:r>
+        <m:r>
+          <m:rPr>
+            <m:nor/>
+          </m:rPr>
+          <m:t xml:space="preserve"> </m:t>
+        </m:r>
+        <m:r>
+          <m:t xml:space="preserve">40</m:t>
+        </m:r>
+        <m:r>
+          <m:t xml:space="preserve">+</m:t>
+        </m:r>
+        <m:r>
+          <m:t xml:space="preserve">25</m:t>
+        </m:r>
+        <m:r>
+          <m:rPr>
+            <m:nor/>
+          </m:rPr>
+          <m:t xml:space="preserve">×</m:t>
+        </m:r>
+        <m:r>
+          <m:rPr>
+            <m:nor/>
+          </m:rPr>
+          <m:t xml:space="preserve"> </m:t>
+        </m:r>
+        <m:r>
+          <m:t xml:space="preserve">4</m:t>
+        </m:r>
+        <m:r>
+          <m:t xml:space="preserve">=</m:t>
+        </m:r>
+        <m:r>
+          <m:t xml:space="preserve">1.000</m:t>
+        </m:r>
+        <m:r>
+          <m:t xml:space="preserve">+</m:t>
+        </m:r>
+        <m:r>
+          <m:t xml:space="preserve">100</m:t>
+        </m:r>
+        <m:r>
+          <m:t xml:space="preserve">=</m:t>
+        </m:r>
+        <m:r>
+          <m:t xml:space="preserve">1.100</m:t>
+        </m:r>
+      </m:oMath>
     </w:p>
     <w:p>
       <w:pPr>
@@ -1775,7 +6011,30 @@
         <w:rPr>
           <w:b w:val="0"/>
         </w:rPr>
-        <w:t>10. Hizo primero la resta. La multiplicación va antes: 8 − 6 = 2.</w:t>
+        <w:t xml:space="preserve">10. Hizo primero la resta. La multiplicación va antes: </w:t>
+      </w:r>
+      <m:oMath>
+        <m:r>
+          <m:t xml:space="preserve">8</m:t>
+        </m:r>
+        <m:r>
+          <m:t xml:space="preserve">-</m:t>
+        </m:r>
+        <m:r>
+          <m:t xml:space="preserve">6</m:t>
+        </m:r>
+        <m:r>
+          <m:t xml:space="preserve">=</m:t>
+        </m:r>
+        <m:r>
+          <m:t xml:space="preserve">2</m:t>
+        </m:r>
+      </m:oMath>
+      <w:r>
+        <w:rPr>
+          <w:b w:val="0"/>
+        </w:rPr>
+        <w:t>.</w:t>
       </w:r>
     </w:p>
     <w:p>
@@ -1786,7 +6045,39 @@
         <w:rPr>
           <w:b w:val="0"/>
         </w:rPr>
-        <w:t>11. Bajó 16 °C, porque 14 − (−2) = 16.</w:t>
+        <w:t xml:space="preserve">11. Bajó 16 °C, porque </w:t>
+      </w:r>
+      <m:oMath>
+        <m:r>
+          <m:t xml:space="preserve">14</m:t>
+        </m:r>
+        <m:r>
+          <m:t xml:space="preserve">-</m:t>
+        </m:r>
+        <m:r>
+          <m:t xml:space="preserve">(</m:t>
+        </m:r>
+        <m:r>
+          <m:t xml:space="preserve">-</m:t>
+        </m:r>
+        <m:r>
+          <m:t xml:space="preserve">2</m:t>
+        </m:r>
+        <m:r>
+          <m:t xml:space="preserve">)</m:t>
+        </m:r>
+        <m:r>
+          <m:t xml:space="preserve">=</m:t>
+        </m:r>
+        <m:r>
+          <m:t xml:space="preserve">16</m:t>
+        </m:r>
+      </m:oMath>
+      <w:r>
+        <w:rPr>
+          <w:b w:val="0"/>
+        </w:rPr>
+        <w:t>.</w:t>
       </w:r>
     </w:p>
     <w:p>
@@ -1797,7 +6088,74 @@
         <w:rPr>
           <w:b w:val="0"/>
         </w:rPr>
-        <w:t xml:space="preserve">12. 2/5 × 250.000 = $100.000 en el pantalón. 250.000 − 100.000 − 30.000 = </w:t>
+        <w:t xml:space="preserve">12. </w:t>
+      </w:r>
+      <m:oMath>
+        <m:f>
+          <m:fPr>
+            <m:ctrlPr/>
+          </m:fPr>
+          <m:num>
+            <m:r>
+              <m:t xml:space="preserve">2</m:t>
+            </m:r>
+          </m:num>
+          <m:den>
+            <m:r>
+              <m:t xml:space="preserve">5</m:t>
+            </m:r>
+          </m:den>
+        </m:f>
+        <m:r>
+          <m:rPr>
+            <m:nor/>
+          </m:rPr>
+          <m:t xml:space="preserve">×</m:t>
+        </m:r>
+        <m:r>
+          <m:rPr>
+            <m:nor/>
+          </m:rPr>
+          <m:t xml:space="preserve"> </m:t>
+        </m:r>
+        <m:r>
+          <m:t xml:space="preserve">250.000</m:t>
+        </m:r>
+        <m:r>
+          <m:t xml:space="preserve">=</m:t>
+        </m:r>
+      </m:oMath>
+      <w:r>
+        <w:rPr>
+          <w:b w:val="0"/>
+        </w:rPr>
+        <w:t xml:space="preserve"> $100.000 en el pantalón. </w:t>
+      </w:r>
+      <m:oMath>
+        <m:r>
+          <m:t xml:space="preserve">250.000</m:t>
+        </m:r>
+        <m:r>
+          <m:t xml:space="preserve">-</m:t>
+        </m:r>
+        <m:r>
+          <m:t xml:space="preserve">100.000</m:t>
+        </m:r>
+        <m:r>
+          <m:t xml:space="preserve">-</m:t>
+        </m:r>
+        <m:r>
+          <m:t xml:space="preserve">30.000</m:t>
+        </m:r>
+        <m:r>
+          <m:t xml:space="preserve">=</m:t>
+        </m:r>
+      </m:oMath>
+      <w:r>
+        <w:rPr>
+          <w:b w:val="0"/>
+        </w:rPr>
+        <w:t xml:space="preserve"> </w:t>
       </w:r>
       <w:r>
         <w:rPr>
@@ -1820,7 +6178,82 @@
         <w:rPr>
           <w:b w:val="0"/>
         </w:rPr>
-        <w:t xml:space="preserve">13. Arroz 3 × 4.200 = 12.600; café 2 × 12.500 = 25.000; huevos 9.800. Total $47.400. Devuelven </w:t>
+        <w:t xml:space="preserve">13. Arroz </w:t>
+      </w:r>
+      <m:oMath>
+        <m:r>
+          <m:t xml:space="preserve">3</m:t>
+        </m:r>
+        <m:r>
+          <m:rPr>
+            <m:nor/>
+          </m:rPr>
+          <m:t xml:space="preserve">×</m:t>
+        </m:r>
+        <m:r>
+          <m:rPr>
+            <m:nor/>
+          </m:rPr>
+          <m:t xml:space="preserve"> </m:t>
+        </m:r>
+        <m:r>
+          <m:t xml:space="preserve">4.200</m:t>
+        </m:r>
+        <m:r>
+          <m:t xml:space="preserve">=</m:t>
+        </m:r>
+        <m:r>
+          <m:t xml:space="preserve">12.600</m:t>
+        </m:r>
+      </m:oMath>
+      <w:r>
+        <w:rPr>
+          <w:b w:val="0"/>
+        </w:rPr>
+        <w:t xml:space="preserve">; café </w:t>
+      </w:r>
+      <m:oMath>
+        <m:r>
+          <m:t xml:space="preserve">2</m:t>
+        </m:r>
+        <m:r>
+          <m:rPr>
+            <m:nor/>
+          </m:rPr>
+          <m:t xml:space="preserve">×</m:t>
+        </m:r>
+        <m:r>
+          <m:rPr>
+            <m:nor/>
+          </m:rPr>
+          <m:t xml:space="preserve"> </m:t>
+        </m:r>
+        <m:r>
+          <m:t xml:space="preserve">12.500</m:t>
+        </m:r>
+        <m:r>
+          <m:t xml:space="preserve">=</m:t>
+        </m:r>
+        <m:r>
+          <m:t xml:space="preserve">25.000</m:t>
+        </m:r>
+      </m:oMath>
+      <w:r>
+        <w:rPr>
+          <w:b w:val="0"/>
+        </w:rPr>
+        <w:t xml:space="preserve">; huevos </w:t>
+      </w:r>
+      <m:oMath>
+        <m:r>
+          <m:t xml:space="preserve">9.800</m:t>
+        </m:r>
+      </m:oMath>
+      <w:r>
+        <w:rPr>
+          <w:b w:val="0"/>
+        </w:rPr>
+        <w:t xml:space="preserve">. Total $47.400. Devuelven </w:t>
       </w:r>
       <w:r>
         <w:rPr>
@@ -1843,7 +6276,39 @@
         <w:rPr>
           <w:b w:val="0"/>
         </w:rPr>
-        <w:t xml:space="preserve">14. 180.000 − 135.000 + 60.000 − 12.000 = </w:t>
+        <w:t xml:space="preserve">14. </w:t>
+      </w:r>
+      <m:oMath>
+        <m:r>
+          <m:t xml:space="preserve">180.000</m:t>
+        </m:r>
+        <m:r>
+          <m:t xml:space="preserve">-</m:t>
+        </m:r>
+        <m:r>
+          <m:t xml:space="preserve">135.000</m:t>
+        </m:r>
+        <m:r>
+          <m:t xml:space="preserve">+</m:t>
+        </m:r>
+        <m:r>
+          <m:t xml:space="preserve">60.000</m:t>
+        </m:r>
+        <m:r>
+          <m:t xml:space="preserve">-</m:t>
+        </m:r>
+        <m:r>
+          <m:t xml:space="preserve">12.000</m:t>
+        </m:r>
+        <m:r>
+          <m:t xml:space="preserve">=</m:t>
+        </m:r>
+      </m:oMath>
+      <w:r>
+        <w:rPr>
+          <w:b w:val="0"/>
+        </w:rPr>
+        <w:t xml:space="preserve"> </w:t>
       </w:r>
       <w:r>
         <w:rPr>
@@ -1866,7 +6331,131 @@
         <w:rPr>
           <w:b w:val="0"/>
         </w:rPr>
-        <w:t xml:space="preserve">15. Forma 1: 2.500 × 38 + 2.500 × 62 = 95.000 + 155.000 = 250.000. Forma 2: 2.500 × (38 + 62) = 2.500 × 100 = 250.000. Lo garantiza la </w:t>
+        <w:t xml:space="preserve">15. Forma 1: </w:t>
+      </w:r>
+      <m:oMath>
+        <m:r>
+          <m:t xml:space="preserve">2.500</m:t>
+        </m:r>
+        <m:r>
+          <m:rPr>
+            <m:nor/>
+          </m:rPr>
+          <m:t xml:space="preserve">×</m:t>
+        </m:r>
+        <m:r>
+          <m:rPr>
+            <m:nor/>
+          </m:rPr>
+          <m:t xml:space="preserve"> </m:t>
+        </m:r>
+        <m:r>
+          <m:t xml:space="preserve">38</m:t>
+        </m:r>
+        <m:r>
+          <m:t xml:space="preserve">+</m:t>
+        </m:r>
+        <m:r>
+          <m:t xml:space="preserve">2.500</m:t>
+        </m:r>
+        <m:r>
+          <m:rPr>
+            <m:nor/>
+          </m:rPr>
+          <m:t xml:space="preserve">×</m:t>
+        </m:r>
+        <m:r>
+          <m:rPr>
+            <m:nor/>
+          </m:rPr>
+          <m:t xml:space="preserve"> </m:t>
+        </m:r>
+        <m:r>
+          <m:t xml:space="preserve">62</m:t>
+        </m:r>
+        <m:r>
+          <m:t xml:space="preserve">=</m:t>
+        </m:r>
+        <m:r>
+          <m:t xml:space="preserve">95.000</m:t>
+        </m:r>
+        <m:r>
+          <m:t xml:space="preserve">+</m:t>
+        </m:r>
+        <m:r>
+          <m:t xml:space="preserve">155.000</m:t>
+        </m:r>
+        <m:r>
+          <m:t xml:space="preserve">=</m:t>
+        </m:r>
+        <m:r>
+          <m:t xml:space="preserve">250.000</m:t>
+        </m:r>
+      </m:oMath>
+      <w:r>
+        <w:rPr>
+          <w:b w:val="0"/>
+        </w:rPr>
+        <w:t xml:space="preserve">. Forma 2: </w:t>
+      </w:r>
+      <m:oMath>
+        <m:r>
+          <m:t xml:space="preserve">2.500</m:t>
+        </m:r>
+        <m:r>
+          <m:rPr>
+            <m:nor/>
+          </m:rPr>
+          <m:t xml:space="preserve">×</m:t>
+        </m:r>
+        <m:r>
+          <m:t xml:space="preserve">(</m:t>
+        </m:r>
+        <m:r>
+          <m:t xml:space="preserve">38</m:t>
+        </m:r>
+        <m:r>
+          <m:t xml:space="preserve">+</m:t>
+        </m:r>
+        <m:r>
+          <m:t xml:space="preserve">62</m:t>
+        </m:r>
+        <m:r>
+          <m:t xml:space="preserve">)</m:t>
+        </m:r>
+        <m:r>
+          <m:t xml:space="preserve">=</m:t>
+        </m:r>
+        <m:r>
+          <m:t xml:space="preserve">2.500</m:t>
+        </m:r>
+        <m:r>
+          <m:rPr>
+            <m:nor/>
+          </m:rPr>
+          <m:t xml:space="preserve">×</m:t>
+        </m:r>
+        <m:r>
+          <m:rPr>
+            <m:nor/>
+          </m:rPr>
+          <m:t xml:space="preserve"> </m:t>
+        </m:r>
+        <m:r>
+          <m:t xml:space="preserve">100</m:t>
+        </m:r>
+        <m:r>
+          <m:t xml:space="preserve">=</m:t>
+        </m:r>
+        <m:r>
+          <m:t xml:space="preserve">250.000</m:t>
+        </m:r>
+      </m:oMath>
+      <w:r>
+        <w:rPr>
+          <w:b w:val="0"/>
+        </w:rPr>
+        <w:t xml:space="preserve">. Lo garantiza la </w:t>
       </w:r>
       <w:r>
         <w:rPr>
@@ -2297,7 +6886,7 @@
       <w:spacing w:after="120" w:line="276" w:lineRule="auto"/>
     </w:pPr>
     <w:rPr>
-      <w:rFonts w:ascii="Calibri" w:hAnsi="Calibri"/>
+      <w:rFonts w:ascii="Cambria" w:hAnsi="Cambria"/>
       <w:sz w:val="22"/>
     </w:rPr>
   </w:style>
@@ -2356,11 +6945,11 @@
     <w:pPr>
       <w:keepNext/>
       <w:keepLines/>
-      <w:spacing w:before="480" w:after="0"/>
+      <w:spacing w:before="240" w:after="80"/>
       <w:outlineLvl w:val="0"/>
     </w:pPr>
     <w:rPr>
-      <w:rFonts w:asciiTheme="majorHAnsi" w:eastAsiaTheme="majorEastAsia" w:hAnsiTheme="majorHAnsi" w:cstheme="majorBidi" w:ascii="Calibri" w:hAnsi="Calibri"/>
+      <w:rFonts w:asciiTheme="majorHAnsi" w:eastAsiaTheme="majorEastAsia" w:hAnsiTheme="majorHAnsi" w:cstheme="majorBidi" w:ascii="Cambria" w:hAnsi="Cambria"/>
       <w:b/>
       <w:bCs/>
       <w:color w:val="1F3B57"/>
@@ -2380,11 +6969,11 @@
     <w:pPr>
       <w:keepNext/>
       <w:keepLines/>
-      <w:spacing w:before="200" w:after="0"/>
+      <w:spacing w:before="240" w:after="80"/>
       <w:outlineLvl w:val="1"/>
     </w:pPr>
     <w:rPr>
-      <w:rFonts w:asciiTheme="majorHAnsi" w:eastAsiaTheme="majorEastAsia" w:hAnsiTheme="majorHAnsi" w:cstheme="majorBidi" w:ascii="Calibri" w:hAnsi="Calibri"/>
+      <w:rFonts w:asciiTheme="majorHAnsi" w:eastAsiaTheme="majorEastAsia" w:hAnsiTheme="majorHAnsi" w:cstheme="majorBidi" w:ascii="Cambria" w:hAnsi="Cambria"/>
       <w:b/>
       <w:bCs/>
       <w:color w:val="1F3B57"/>
@@ -2404,11 +6993,11 @@
     <w:pPr>
       <w:keepNext/>
       <w:keepLines/>
-      <w:spacing w:before="200" w:after="0"/>
+      <w:spacing w:before="240" w:after="80"/>
       <w:outlineLvl w:val="2"/>
     </w:pPr>
     <w:rPr>
-      <w:rFonts w:asciiTheme="majorHAnsi" w:eastAsiaTheme="majorEastAsia" w:hAnsiTheme="majorHAnsi" w:cstheme="majorBidi" w:ascii="Calibri" w:hAnsi="Calibri"/>
+      <w:rFonts w:asciiTheme="majorHAnsi" w:eastAsiaTheme="majorEastAsia" w:hAnsiTheme="majorHAnsi" w:cstheme="majorBidi" w:ascii="Cambria" w:hAnsi="Cambria"/>
       <w:b/>
       <w:bCs/>
       <w:color w:val="1F3B57"/>

--- a/entregables/word/clase_02.docx
+++ b/entregables/word/clase_02.docx
@@ -3814,7 +3814,18 @@
         <w:rPr>
           <w:b w:val="0"/>
         </w:rPr>
-        <w:t xml:space="preserve">1. Calcula: a) </w:t>
+        <w:t>1. Calcula:</w:t>
+      </w:r>
+    </w:p>
+    <w:p>
+      <w:pPr>
+        <w:pStyle w:val="ListBullet2"/>
+      </w:pPr>
+      <w:r>
+        <w:rPr>
+          <w:b w:val="0"/>
+        </w:rPr>
+        <w:t xml:space="preserve">a) </w:t>
       </w:r>
       <m:oMath>
         <m:r>
@@ -3830,11 +3841,16 @@
           <m:t xml:space="preserve">12</m:t>
         </m:r>
       </m:oMath>
+    </w:p>
+    <w:p>
+      <w:pPr>
+        <w:pStyle w:val="ListBullet2"/>
+      </w:pPr>
       <w:r>
         <w:rPr>
           <w:b w:val="0"/>
         </w:rPr>
-        <w:t xml:space="preserve"> b) </w:t>
+        <w:t xml:space="preserve">b) </w:t>
       </w:r>
       <m:oMath>
         <m:r>
@@ -3850,11 +3866,16 @@
           <m:t xml:space="preserve">9</m:t>
         </m:r>
       </m:oMath>
+    </w:p>
+    <w:p>
+      <w:pPr>
+        <w:pStyle w:val="ListBullet2"/>
+      </w:pPr>
       <w:r>
         <w:rPr>
           <w:b w:val="0"/>
         </w:rPr>
-        <w:t xml:space="preserve"> c) </w:t>
+        <w:t xml:space="preserve">c) </w:t>
       </w:r>
       <m:oMath>
         <m:r>
@@ -3876,11 +3897,16 @@
           <m:t xml:space="preserve">)</m:t>
         </m:r>
       </m:oMath>
+    </w:p>
+    <w:p>
+      <w:pPr>
+        <w:pStyle w:val="ListBullet2"/>
+      </w:pPr>
       <w:r>
         <w:rPr>
           <w:b w:val="0"/>
         </w:rPr>
-        <w:t xml:space="preserve"> d) </w:t>
+        <w:t xml:space="preserve">d) </w:t>
       </w:r>
       <m:oMath>
         <m:r>
@@ -3905,11 +3931,16 @@
           <m:t xml:space="preserve">6</m:t>
         </m:r>
       </m:oMath>
+    </w:p>
+    <w:p>
+      <w:pPr>
+        <w:pStyle w:val="ListBullet2"/>
+      </w:pPr>
       <w:r>
         <w:rPr>
           <w:b w:val="0"/>
         </w:rPr>
-        <w:t xml:space="preserve"> e) </w:t>
+        <w:t xml:space="preserve">e) </w:t>
       </w:r>
       <m:oMath>
         <m:r>
@@ -3946,7 +3977,18 @@
         <w:rPr>
           <w:b w:val="0"/>
         </w:rPr>
-        <w:t xml:space="preserve">2. Aplica la jerarquía: a) </w:t>
+        <w:t>2. Aplica la jerarquía:</w:t>
+      </w:r>
+    </w:p>
+    <w:p>
+      <w:pPr>
+        <w:pStyle w:val="ListBullet2"/>
+      </w:pPr>
+      <w:r>
+        <w:rPr>
+          <w:b w:val="0"/>
+        </w:rPr>
+        <w:t xml:space="preserve">a) </w:t>
       </w:r>
       <m:oMath>
         <m:r>
@@ -3974,11 +4016,16 @@
           <m:t xml:space="preserve">4</m:t>
         </m:r>
       </m:oMath>
+    </w:p>
+    <w:p>
+      <w:pPr>
+        <w:pStyle w:val="ListBullet2"/>
+      </w:pPr>
       <w:r>
         <w:rPr>
           <w:b w:val="0"/>
         </w:rPr>
-        <w:t xml:space="preserve"> b) </w:t>
+        <w:t xml:space="preserve">b) </w:t>
       </w:r>
       <m:oMath>
         <m:r>
@@ -4012,11 +4059,16 @@
           <m:t xml:space="preserve">4</m:t>
         </m:r>
       </m:oMath>
+    </w:p>
+    <w:p>
+      <w:pPr>
+        <w:pStyle w:val="ListBullet2"/>
+      </w:pPr>
       <w:r>
         <w:rPr>
           <w:b w:val="0"/>
         </w:rPr>
-        <w:t xml:space="preserve"> c) </w:t>
+        <w:t xml:space="preserve">c) </w:t>
       </w:r>
       <m:oMath>
         <m:r>
@@ -4044,11 +4096,16 @@
           <m:t xml:space="preserve">2</m:t>
         </m:r>
       </m:oMath>
+    </w:p>
+    <w:p>
+      <w:pPr>
+        <w:pStyle w:val="ListBullet2"/>
+      </w:pPr>
       <w:r>
         <w:rPr>
           <w:b w:val="0"/>
         </w:rPr>
-        <w:t xml:space="preserve"> d) </w:t>
+        <w:t xml:space="preserve">d) </w:t>
       </w:r>
       <m:oMath>
         <m:r>
@@ -4091,7 +4148,18 @@
         <w:rPr>
           <w:b w:val="0"/>
         </w:rPr>
-        <w:t xml:space="preserve">3. Calcula: a) </w:t>
+        <w:t>3. Calcula:</w:t>
+      </w:r>
+    </w:p>
+    <w:p>
+      <w:pPr>
+        <w:pStyle w:val="ListBullet2"/>
+      </w:pPr>
+      <w:r>
+        <w:rPr>
+          <w:b w:val="0"/>
+        </w:rPr>
+        <w:t xml:space="preserve">a) </w:t>
       </w:r>
       <m:oMath>
         <m:r>
@@ -4107,11 +4175,16 @@
           <m:t xml:space="preserve">|</m:t>
         </m:r>
       </m:oMath>
+    </w:p>
+    <w:p>
+      <w:pPr>
+        <w:pStyle w:val="ListBullet2"/>
+      </w:pPr>
       <w:r>
         <w:rPr>
           <w:b w:val="0"/>
         </w:rPr>
-        <w:t xml:space="preserve"> b) </w:t>
+        <w:t xml:space="preserve">b) </w:t>
       </w:r>
       <m:oMath>
         <m:r>
@@ -4124,11 +4197,16 @@
           <m:t xml:space="preserve">|</m:t>
         </m:r>
       </m:oMath>
+    </w:p>
+    <w:p>
+      <w:pPr>
+        <w:pStyle w:val="ListBullet2"/>
+      </w:pPr>
       <w:r>
         <w:rPr>
           <w:b w:val="0"/>
         </w:rPr>
-        <w:t xml:space="preserve"> c) </w:t>
+        <w:t xml:space="preserve">c) </w:t>
       </w:r>
       <m:oMath>
         <m:r>
@@ -4144,11 +4222,16 @@
           <m:t xml:space="preserve">|</m:t>
         </m:r>
       </m:oMath>
+    </w:p>
+    <w:p>
+      <w:pPr>
+        <w:pStyle w:val="ListBullet2"/>
+      </w:pPr>
       <w:r>
         <w:rPr>
           <w:b w:val="0"/>
         </w:rPr>
-        <w:t xml:space="preserve"> d) </w:t>
+        <w:t xml:space="preserve">d) </w:t>
       </w:r>
       <m:oMath>
         <m:r>
@@ -4161,11 +4244,16 @@
           <m:t xml:space="preserve">|</m:t>
         </m:r>
       </m:oMath>
+    </w:p>
+    <w:p>
+      <w:pPr>
+        <w:pStyle w:val="ListBullet2"/>
+      </w:pPr>
       <w:r>
         <w:rPr>
           <w:b w:val="0"/>
         </w:rPr>
-        <w:t xml:space="preserve"> e) </w:t>
+        <w:t xml:space="preserve">e) </w:t>
       </w:r>
       <m:oMath>
         <m:r>
@@ -4217,7 +4305,18 @@
         <w:rPr>
           <w:b w:val="0"/>
         </w:rPr>
-        <w:t xml:space="preserve"> y corrige lo falso: a) </w:t>
+        <w:t xml:space="preserve"> y corrige lo falso:</w:t>
+      </w:r>
+    </w:p>
+    <w:p>
+      <w:pPr>
+        <w:pStyle w:val="ListBullet2"/>
+      </w:pPr>
+      <w:r>
+        <w:rPr>
+          <w:b w:val="0"/>
+        </w:rPr>
+        <w:t xml:space="preserve">a) </w:t>
       </w:r>
       <m:oMath>
         <m:r>
@@ -4242,11 +4341,16 @@
           <m:t xml:space="preserve">8</m:t>
         </m:r>
       </m:oMath>
+    </w:p>
+    <w:p>
+      <w:pPr>
+        <w:pStyle w:val="ListBullet2"/>
+      </w:pPr>
       <w:r>
         <w:rPr>
           <w:b w:val="0"/>
         </w:rPr>
-        <w:t xml:space="preserve"> b) </w:t>
+        <w:t xml:space="preserve">b) </w:t>
       </w:r>
       <m:oMath>
         <m:r>
@@ -4283,11 +4387,16 @@
           <m:t xml:space="preserve">8</m:t>
         </m:r>
       </m:oMath>
+    </w:p>
+    <w:p>
+      <w:pPr>
+        <w:pStyle w:val="ListBullet2"/>
+      </w:pPr>
       <w:r>
         <w:rPr>
           <w:b w:val="0"/>
         </w:rPr>
-        <w:t xml:space="preserve"> c) </w:t>
+        <w:t xml:space="preserve">c) </w:t>
       </w:r>
       <m:oMath>
         <m:r>
@@ -4321,11 +4430,16 @@
           <m:t xml:space="preserve">2</m:t>
         </m:r>
       </m:oMath>
+    </w:p>
+    <w:p>
+      <w:pPr>
+        <w:pStyle w:val="ListBullet2"/>
+      </w:pPr>
       <w:r>
         <w:rPr>
           <w:b w:val="0"/>
         </w:rPr>
-        <w:t xml:space="preserve"> d) </w:t>
+        <w:t xml:space="preserve">d) </w:t>
       </w:r>
       <m:oMath>
         <m:r>
@@ -4350,11 +4464,16 @@
           <m:t xml:space="preserve">7</m:t>
         </m:r>
       </m:oMath>
+    </w:p>
+    <w:p>
+      <w:pPr>
+        <w:pStyle w:val="ListBullet2"/>
+      </w:pPr>
       <w:r>
         <w:rPr>
           <w:b w:val="0"/>
         </w:rPr>
-        <w:t xml:space="preserve"> e) </w:t>
+        <w:t xml:space="preserve">e) </w:t>
       </w:r>
       <m:oMath>
         <m:r>
@@ -4391,7 +4510,18 @@
         <w:rPr>
           <w:b w:val="0"/>
         </w:rPr>
-        <w:t xml:space="preserve">5. Di qué propiedad se usó: a) </w:t>
+        <w:t>5. Di qué propiedad se usó:</w:t>
+      </w:r>
+    </w:p>
+    <w:p>
+      <w:pPr>
+        <w:pStyle w:val="ListBullet2"/>
+      </w:pPr>
+      <w:r>
+        <w:rPr>
+          <w:b w:val="0"/>
+        </w:rPr>
+        <w:t xml:space="preserve">a) </w:t>
       </w:r>
       <m:oMath>
         <m:r>
@@ -4416,11 +4546,16 @@
           <m:t xml:space="preserve">4</m:t>
         </m:r>
       </m:oMath>
+    </w:p>
+    <w:p>
+      <w:pPr>
+        <w:pStyle w:val="ListBullet2"/>
+      </w:pPr>
       <w:r>
         <w:rPr>
           <w:b w:val="0"/>
         </w:rPr>
-        <w:t xml:space="preserve"> b) </w:t>
+        <w:t xml:space="preserve">b) </w:t>
       </w:r>
       <m:oMath>
         <m:r>
@@ -4490,11 +4625,16 @@
           <m:t xml:space="preserve">3</m:t>
         </m:r>
       </m:oMath>
+    </w:p>
+    <w:p>
+      <w:pPr>
+        <w:pStyle w:val="ListBullet2"/>
+      </w:pPr>
       <w:r>
         <w:rPr>
           <w:b w:val="0"/>
         </w:rPr>
-        <w:t xml:space="preserve"> c) </w:t>
+        <w:t xml:space="preserve">c) </w:t>
       </w:r>
       <m:oMath>
         <m:r>
@@ -4543,11 +4683,16 @@
           <m:t xml:space="preserve">)</m:t>
         </m:r>
       </m:oMath>
+    </w:p>
+    <w:p>
+      <w:pPr>
+        <w:pStyle w:val="ListBullet2"/>
+      </w:pPr>
       <w:r>
         <w:rPr>
           <w:b w:val="0"/>
         </w:rPr>
-        <w:t xml:space="preserve"> d) </w:t>
+        <w:t xml:space="preserve">d) </w:t>
       </w:r>
       <m:oMath>
         <m:r>
@@ -4592,7 +4737,18 @@
         <w:rPr>
           <w:b w:val="0"/>
         </w:rPr>
-        <w:t xml:space="preserve">6. Opera con fracciones: a) </w:t>
+        <w:t>6. Opera con fracciones:</w:t>
+      </w:r>
+    </w:p>
+    <w:p>
+      <w:pPr>
+        <w:pStyle w:val="ListBullet2"/>
+      </w:pPr>
+      <w:r>
+        <w:rPr>
+          <w:b w:val="0"/>
+        </w:rPr>
+        <w:t xml:space="preserve">a) </w:t>
       </w:r>
       <m:oMath>
         <m:f>
@@ -4629,11 +4785,16 @@
           </m:den>
         </m:f>
       </m:oMath>
+    </w:p>
+    <w:p>
+      <w:pPr>
+        <w:pStyle w:val="ListBullet2"/>
+      </w:pPr>
       <w:r>
         <w:rPr>
           <w:b w:val="0"/>
         </w:rPr>
-        <w:t xml:space="preserve"> b) </w:t>
+        <w:t xml:space="preserve">b) </w:t>
       </w:r>
       <m:oMath>
         <m:f>
@@ -4670,11 +4831,16 @@
           </m:den>
         </m:f>
       </m:oMath>
+    </w:p>
+    <w:p>
+      <w:pPr>
+        <w:pStyle w:val="ListBullet2"/>
+      </w:pPr>
       <w:r>
         <w:rPr>
           <w:b w:val="0"/>
         </w:rPr>
-        <w:t xml:space="preserve"> c) </w:t>
+        <w:t xml:space="preserve">c) </w:t>
       </w:r>
       <m:oMath>
         <m:f>
@@ -4714,11 +4880,16 @@
           </m:den>
         </m:f>
       </m:oMath>
+    </w:p>
+    <w:p>
+      <w:pPr>
+        <w:pStyle w:val="ListBullet2"/>
+      </w:pPr>
       <w:r>
         <w:rPr>
           <w:b w:val="0"/>
         </w:rPr>
-        <w:t xml:space="preserve"> d) </w:t>
+        <w:t xml:space="preserve">d) </w:t>
       </w:r>
       <m:oMath>
         <m:r>
@@ -4770,7 +4941,18 @@
         <w:rPr>
           <w:b w:val="0"/>
         </w:rPr>
-        <w:t xml:space="preserve">7. Combina signos y jerarquía: a) </w:t>
+        <w:t>7. Combina signos y jerarquía:</w:t>
+      </w:r>
+    </w:p>
+    <w:p>
+      <w:pPr>
+        <w:pStyle w:val="ListBullet2"/>
+      </w:pPr>
+      <w:r>
+        <w:rPr>
+          <w:b w:val="0"/>
+        </w:rPr>
+        <w:t xml:space="preserve">a) </w:t>
       </w:r>
       <m:oMath>
         <m:r>
@@ -4804,11 +4986,16 @@
           <m:t xml:space="preserve">)</m:t>
         </m:r>
       </m:oMath>
+    </w:p>
+    <w:p>
+      <w:pPr>
+        <w:pStyle w:val="ListBullet2"/>
+      </w:pPr>
       <w:r>
         <w:rPr>
           <w:b w:val="0"/>
         </w:rPr>
-        <w:t xml:space="preserve"> b) </w:t>
+        <w:t xml:space="preserve">b) </w:t>
       </w:r>
       <m:oMath>
         <m:r>
@@ -4863,11 +5050,16 @@
           <m:t xml:space="preserve">5</m:t>
         </m:r>
       </m:oMath>
+    </w:p>
+    <w:p>
+      <w:pPr>
+        <w:pStyle w:val="ListBullet2"/>
+      </w:pPr>
       <w:r>
         <w:rPr>
           <w:b w:val="0"/>
         </w:rPr>
-        <w:t xml:space="preserve"> c) </w:t>
+        <w:t xml:space="preserve">c) </w:t>
       </w:r>
       <m:oMath>
         <m:r>
@@ -4916,11 +5108,16 @@
           <m:t xml:space="preserve">)</m:t>
         </m:r>
       </m:oMath>
+    </w:p>
+    <w:p>
+      <w:pPr>
+        <w:pStyle w:val="ListBullet2"/>
+      </w:pPr>
       <w:r>
         <w:rPr>
           <w:b w:val="0"/>
         </w:rPr>
-        <w:t xml:space="preserve"> d) </w:t>
+        <w:t xml:space="preserve">d) </w:t>
       </w:r>
       <m:oMath>
         <m:r>
@@ -4957,7 +5154,18 @@
         <w:rPr>
           <w:b w:val="0"/>
         </w:rPr>
-        <w:t xml:space="preserve">8. Mezcla decimales y fracciones: a) </w:t>
+        <w:t>8. Mezcla decimales y fracciones:</w:t>
+      </w:r>
+    </w:p>
+    <w:p>
+      <w:pPr>
+        <w:pStyle w:val="ListBullet2"/>
+      </w:pPr>
+      <w:r>
+        <w:rPr>
+          <w:b w:val="0"/>
+        </w:rPr>
+        <w:t xml:space="preserve">a) </w:t>
       </w:r>
       <m:oMath>
         <m:r>
@@ -4982,11 +5190,16 @@
           </m:den>
         </m:f>
       </m:oMath>
+    </w:p>
+    <w:p>
+      <w:pPr>
+        <w:pStyle w:val="ListBullet2"/>
+      </w:pPr>
       <w:r>
         <w:rPr>
           <w:b w:val="0"/>
         </w:rPr>
-        <w:t xml:space="preserve"> b) </w:t>
+        <w:t xml:space="preserve">b) </w:t>
       </w:r>
       <m:oMath>
         <m:r>
@@ -5014,11 +5227,16 @@
           <m:t xml:space="preserve">3</m:t>
         </m:r>
       </m:oMath>
+    </w:p>
+    <w:p>
+      <w:pPr>
+        <w:pStyle w:val="ListBullet2"/>
+      </w:pPr>
       <w:r>
         <w:rPr>
           <w:b w:val="0"/>
         </w:rPr>
-        <w:t xml:space="preserve"> c) </w:t>
+        <w:t xml:space="preserve">c) </w:t>
       </w:r>
       <m:oMath>
         <m:f>
@@ -5041,7 +5259,18 @@
         <w:rPr>
           <w:b w:val="0"/>
         </w:rPr>
-        <w:t xml:space="preserve"> de 300 d) </w:t>
+        <w:t xml:space="preserve"> de 300</w:t>
+      </w:r>
+    </w:p>
+    <w:p>
+      <w:pPr>
+        <w:pStyle w:val="ListBullet2"/>
+      </w:pPr>
+      <w:r>
+        <w:rPr>
+          <w:b w:val="0"/>
+        </w:rPr>
+        <w:t xml:space="preserve">d) </w:t>
       </w:r>
       <m:oMath>
         <m:r>
@@ -5078,7 +5307,18 @@
         <w:rPr>
           <w:b w:val="0"/>
         </w:rPr>
-        <w:t xml:space="preserve">9. Usa la propiedad distributiva para calcular mentalmente y explica cómo lo hiciste: a) </w:t>
+        <w:t>9. Usa la propiedad distributiva para calcular mentalmente y explica cómo lo hiciste:</w:t>
+      </w:r>
+    </w:p>
+    <w:p>
+      <w:pPr>
+        <w:pStyle w:val="ListBullet2"/>
+      </w:pPr>
+      <w:r>
+        <w:rPr>
+          <w:b w:val="0"/>
+        </w:rPr>
+        <w:t xml:space="preserve">a) </w:t>
       </w:r>
       <m:oMath>
         <m:r>
@@ -5100,11 +5340,16 @@
           <m:t xml:space="preserve">103</m:t>
         </m:r>
       </m:oMath>
+    </w:p>
+    <w:p>
+      <w:pPr>
+        <w:pStyle w:val="ListBullet2"/>
+      </w:pPr>
       <w:r>
         <w:rPr>
           <w:b w:val="0"/>
         </w:rPr>
-        <w:t xml:space="preserve"> b) </w:t>
+        <w:t xml:space="preserve">b) </w:t>
       </w:r>
       <m:oMath>
         <m:r>
@@ -5126,11 +5371,16 @@
           <m:t xml:space="preserve">99</m:t>
         </m:r>
       </m:oMath>
+    </w:p>
+    <w:p>
+      <w:pPr>
+        <w:pStyle w:val="ListBullet2"/>
+      </w:pPr>
       <w:r>
         <w:rPr>
           <w:b w:val="0"/>
         </w:rPr>
-        <w:t xml:space="preserve"> c) </w:t>
+        <w:t xml:space="preserve">c) </w:t>
       </w:r>
       <m:oMath>
         <m:r>
